--- a/مهم/اماكن الصلاحيات ترتيب.docx
+++ b/مهم/اماكن الصلاحيات ترتيب.docx
@@ -37,6 +37,7 @@
                 <w:lang w:bidi="ar-EG"/>
               </w:rPr>
             </w:pPr>
+            <w:proofErr w:type="spellStart"/>
             <w:r>
               <w:rPr>
                 <w:rFonts w:asciiTheme="minorBidi" w:hAnsiTheme="minorBidi"/>
@@ -46,6 +47,7 @@
               </w:rPr>
               <w:t>CurrentUser</w:t>
             </w:r>
+            <w:proofErr w:type="spellEnd"/>
           </w:p>
         </w:tc>
         <w:tc>
@@ -355,7 +357,25 @@
                 <w:color w:val="000000"/>
                 <w:kern w:val="0"/>
               </w:rPr>
-              <w:t xml:space="preserve"> MoneyToBox;</w:t>
+              <w:t xml:space="preserve"> </w:t>
+            </w:r>
+            <w:proofErr w:type="spellStart"/>
+            <w:r>
+              <w:rPr>
+                <w:rFonts w:ascii="Consolas" w:hAnsi="Consolas" w:cs="Consolas"/>
+                <w:color w:val="000000"/>
+                <w:kern w:val="0"/>
+              </w:rPr>
+              <w:t>MoneyToBox</w:t>
+            </w:r>
+            <w:proofErr w:type="spellEnd"/>
+            <w:r>
+              <w:rPr>
+                <w:rFonts w:ascii="Consolas" w:hAnsi="Consolas" w:cs="Consolas"/>
+                <w:color w:val="000000"/>
+                <w:kern w:val="0"/>
+              </w:rPr>
+              <w:t>;</w:t>
             </w:r>
           </w:p>
           <w:p>
@@ -416,7 +436,25 @@
                 <w:color w:val="000000"/>
                 <w:kern w:val="0"/>
               </w:rPr>
-              <w:t xml:space="preserve"> MoneyFromBox;</w:t>
+              <w:t xml:space="preserve"> </w:t>
+            </w:r>
+            <w:proofErr w:type="spellStart"/>
+            <w:r>
+              <w:rPr>
+                <w:rFonts w:ascii="Consolas" w:hAnsi="Consolas" w:cs="Consolas"/>
+                <w:color w:val="000000"/>
+                <w:kern w:val="0"/>
+              </w:rPr>
+              <w:t>MoneyFromBox</w:t>
+            </w:r>
+            <w:proofErr w:type="spellEnd"/>
+            <w:r>
+              <w:rPr>
+                <w:rFonts w:ascii="Consolas" w:hAnsi="Consolas" w:cs="Consolas"/>
+                <w:color w:val="000000"/>
+                <w:kern w:val="0"/>
+              </w:rPr>
+              <w:t>;</w:t>
             </w:r>
           </w:p>
           <w:p>
@@ -477,7 +515,25 @@
                 <w:color w:val="000000"/>
                 <w:kern w:val="0"/>
               </w:rPr>
-              <w:t xml:space="preserve"> GroupAdd;</w:t>
+              <w:t xml:space="preserve"> </w:t>
+            </w:r>
+            <w:proofErr w:type="spellStart"/>
+            <w:r>
+              <w:rPr>
+                <w:rFonts w:ascii="Consolas" w:hAnsi="Consolas" w:cs="Consolas"/>
+                <w:color w:val="000000"/>
+                <w:kern w:val="0"/>
+              </w:rPr>
+              <w:t>GroupAdd</w:t>
+            </w:r>
+            <w:proofErr w:type="spellEnd"/>
+            <w:r>
+              <w:rPr>
+                <w:rFonts w:ascii="Consolas" w:hAnsi="Consolas" w:cs="Consolas"/>
+                <w:color w:val="000000"/>
+                <w:kern w:val="0"/>
+              </w:rPr>
+              <w:t>;</w:t>
             </w:r>
           </w:p>
           <w:p>
@@ -538,7 +594,25 @@
                 <w:color w:val="000000"/>
                 <w:kern w:val="0"/>
               </w:rPr>
-              <w:t xml:space="preserve"> EmployeeAdd;</w:t>
+              <w:t xml:space="preserve"> </w:t>
+            </w:r>
+            <w:proofErr w:type="spellStart"/>
+            <w:r>
+              <w:rPr>
+                <w:rFonts w:ascii="Consolas" w:hAnsi="Consolas" w:cs="Consolas"/>
+                <w:color w:val="000000"/>
+                <w:kern w:val="0"/>
+              </w:rPr>
+              <w:t>EmployeeAdd</w:t>
+            </w:r>
+            <w:proofErr w:type="spellEnd"/>
+            <w:r>
+              <w:rPr>
+                <w:rFonts w:ascii="Consolas" w:hAnsi="Consolas" w:cs="Consolas"/>
+                <w:color w:val="000000"/>
+                <w:kern w:val="0"/>
+              </w:rPr>
+              <w:t>;</w:t>
             </w:r>
           </w:p>
           <w:p>
@@ -721,7 +795,25 @@
                 <w:color w:val="000000"/>
                 <w:kern w:val="0"/>
               </w:rPr>
-              <w:t xml:space="preserve"> EmployeeBonusAdd;</w:t>
+              <w:t xml:space="preserve"> </w:t>
+            </w:r>
+            <w:proofErr w:type="spellStart"/>
+            <w:r>
+              <w:rPr>
+                <w:rFonts w:ascii="Consolas" w:hAnsi="Consolas" w:cs="Consolas"/>
+                <w:color w:val="000000"/>
+                <w:kern w:val="0"/>
+              </w:rPr>
+              <w:t>EmployeeBonusAdd</w:t>
+            </w:r>
+            <w:proofErr w:type="spellEnd"/>
+            <w:r>
+              <w:rPr>
+                <w:rFonts w:ascii="Consolas" w:hAnsi="Consolas" w:cs="Consolas"/>
+                <w:color w:val="000000"/>
+                <w:kern w:val="0"/>
+              </w:rPr>
+              <w:t>;</w:t>
             </w:r>
           </w:p>
           <w:p>
@@ -782,7 +874,25 @@
                 <w:color w:val="000000"/>
                 <w:kern w:val="0"/>
               </w:rPr>
-              <w:t xml:space="preserve"> EmployeePenaltyAdd;</w:t>
+              <w:t xml:space="preserve"> </w:t>
+            </w:r>
+            <w:proofErr w:type="spellStart"/>
+            <w:r>
+              <w:rPr>
+                <w:rFonts w:ascii="Consolas" w:hAnsi="Consolas" w:cs="Consolas"/>
+                <w:color w:val="000000"/>
+                <w:kern w:val="0"/>
+              </w:rPr>
+              <w:t>EmployeePenaltyAdd</w:t>
+            </w:r>
+            <w:proofErr w:type="spellEnd"/>
+            <w:r>
+              <w:rPr>
+                <w:rFonts w:ascii="Consolas" w:hAnsi="Consolas" w:cs="Consolas"/>
+                <w:color w:val="000000"/>
+                <w:kern w:val="0"/>
+              </w:rPr>
+              <w:t>;</w:t>
             </w:r>
           </w:p>
           <w:p>
@@ -843,7 +953,25 @@
                 <w:color w:val="000000"/>
                 <w:kern w:val="0"/>
               </w:rPr>
-              <w:t xml:space="preserve"> CarsAdd;</w:t>
+              <w:t xml:space="preserve"> </w:t>
+            </w:r>
+            <w:proofErr w:type="spellStart"/>
+            <w:r>
+              <w:rPr>
+                <w:rFonts w:ascii="Consolas" w:hAnsi="Consolas" w:cs="Consolas"/>
+                <w:color w:val="000000"/>
+                <w:kern w:val="0"/>
+              </w:rPr>
+              <w:t>CarsAdd</w:t>
+            </w:r>
+            <w:proofErr w:type="spellEnd"/>
+            <w:r>
+              <w:rPr>
+                <w:rFonts w:ascii="Consolas" w:hAnsi="Consolas" w:cs="Consolas"/>
+                <w:color w:val="000000"/>
+                <w:kern w:val="0"/>
+              </w:rPr>
+              <w:t>;</w:t>
             </w:r>
           </w:p>
           <w:p>
@@ -904,7 +1032,25 @@
                 <w:color w:val="000000"/>
                 <w:kern w:val="0"/>
               </w:rPr>
-              <w:t xml:space="preserve"> CarsExpenses;</w:t>
+              <w:t xml:space="preserve"> </w:t>
+            </w:r>
+            <w:proofErr w:type="spellStart"/>
+            <w:r>
+              <w:rPr>
+                <w:rFonts w:ascii="Consolas" w:hAnsi="Consolas" w:cs="Consolas"/>
+                <w:color w:val="000000"/>
+                <w:kern w:val="0"/>
+              </w:rPr>
+              <w:t>CarsExpenses</w:t>
+            </w:r>
+            <w:proofErr w:type="spellEnd"/>
+            <w:r>
+              <w:rPr>
+                <w:rFonts w:ascii="Consolas" w:hAnsi="Consolas" w:cs="Consolas"/>
+                <w:color w:val="000000"/>
+                <w:kern w:val="0"/>
+              </w:rPr>
+              <w:t>;</w:t>
             </w:r>
           </w:p>
           <w:p>
@@ -965,7 +1111,25 @@
                 <w:color w:val="000000"/>
                 <w:kern w:val="0"/>
               </w:rPr>
-              <w:t xml:space="preserve"> CarsExpensesMovement;</w:t>
+              <w:t xml:space="preserve"> </w:t>
+            </w:r>
+            <w:proofErr w:type="spellStart"/>
+            <w:r>
+              <w:rPr>
+                <w:rFonts w:ascii="Consolas" w:hAnsi="Consolas" w:cs="Consolas"/>
+                <w:color w:val="000000"/>
+                <w:kern w:val="0"/>
+              </w:rPr>
+              <w:t>CarsExpensesMovement</w:t>
+            </w:r>
+            <w:proofErr w:type="spellEnd"/>
+            <w:r>
+              <w:rPr>
+                <w:rFonts w:ascii="Consolas" w:hAnsi="Consolas" w:cs="Consolas"/>
+                <w:color w:val="000000"/>
+                <w:kern w:val="0"/>
+              </w:rPr>
+              <w:t>;</w:t>
             </w:r>
           </w:p>
           <w:p>
@@ -1026,7 +1190,25 @@
                 <w:color w:val="000000"/>
                 <w:kern w:val="0"/>
               </w:rPr>
-              <w:t xml:space="preserve"> BackupSave;</w:t>
+              <w:t xml:space="preserve"> </w:t>
+            </w:r>
+            <w:proofErr w:type="spellStart"/>
+            <w:r>
+              <w:rPr>
+                <w:rFonts w:ascii="Consolas" w:hAnsi="Consolas" w:cs="Consolas"/>
+                <w:color w:val="000000"/>
+                <w:kern w:val="0"/>
+              </w:rPr>
+              <w:t>BackupSave</w:t>
+            </w:r>
+            <w:proofErr w:type="spellEnd"/>
+            <w:r>
+              <w:rPr>
+                <w:rFonts w:ascii="Consolas" w:hAnsi="Consolas" w:cs="Consolas"/>
+                <w:color w:val="000000"/>
+                <w:kern w:val="0"/>
+              </w:rPr>
+              <w:t>;</w:t>
             </w:r>
           </w:p>
           <w:p>
@@ -1087,7 +1269,25 @@
                 <w:color w:val="000000"/>
                 <w:kern w:val="0"/>
               </w:rPr>
-              <w:t xml:space="preserve"> BackupRestore;</w:t>
+              <w:t xml:space="preserve"> </w:t>
+            </w:r>
+            <w:proofErr w:type="spellStart"/>
+            <w:r>
+              <w:rPr>
+                <w:rFonts w:ascii="Consolas" w:hAnsi="Consolas" w:cs="Consolas"/>
+                <w:color w:val="000000"/>
+                <w:kern w:val="0"/>
+              </w:rPr>
+              <w:t>BackupRestore</w:t>
+            </w:r>
+            <w:proofErr w:type="spellEnd"/>
+            <w:r>
+              <w:rPr>
+                <w:rFonts w:ascii="Consolas" w:hAnsi="Consolas" w:cs="Consolas"/>
+                <w:color w:val="000000"/>
+                <w:kern w:val="0"/>
+              </w:rPr>
+              <w:t>;</w:t>
             </w:r>
           </w:p>
           <w:p>
@@ -1148,7 +1348,25 @@
                 <w:color w:val="000000"/>
                 <w:kern w:val="0"/>
               </w:rPr>
-              <w:t xml:space="preserve"> SettingsGeneral;</w:t>
+              <w:t xml:space="preserve"> </w:t>
+            </w:r>
+            <w:proofErr w:type="spellStart"/>
+            <w:r>
+              <w:rPr>
+                <w:rFonts w:ascii="Consolas" w:hAnsi="Consolas" w:cs="Consolas"/>
+                <w:color w:val="000000"/>
+                <w:kern w:val="0"/>
+              </w:rPr>
+              <w:t>SettingsGeneral</w:t>
+            </w:r>
+            <w:proofErr w:type="spellEnd"/>
+            <w:r>
+              <w:rPr>
+                <w:rFonts w:ascii="Consolas" w:hAnsi="Consolas" w:cs="Consolas"/>
+                <w:color w:val="000000"/>
+                <w:kern w:val="0"/>
+              </w:rPr>
+              <w:t>;</w:t>
             </w:r>
           </w:p>
           <w:p>
@@ -1209,7 +1427,25 @@
                 <w:color w:val="000000"/>
                 <w:kern w:val="0"/>
               </w:rPr>
-              <w:t xml:space="preserve"> SystemReset;</w:t>
+              <w:t xml:space="preserve"> </w:t>
+            </w:r>
+            <w:proofErr w:type="spellStart"/>
+            <w:r>
+              <w:rPr>
+                <w:rFonts w:ascii="Consolas" w:hAnsi="Consolas" w:cs="Consolas"/>
+                <w:color w:val="000000"/>
+                <w:kern w:val="0"/>
+              </w:rPr>
+              <w:t>SystemReset</w:t>
+            </w:r>
+            <w:proofErr w:type="spellEnd"/>
+            <w:r>
+              <w:rPr>
+                <w:rFonts w:ascii="Consolas" w:hAnsi="Consolas" w:cs="Consolas"/>
+                <w:color w:val="000000"/>
+                <w:kern w:val="0"/>
+              </w:rPr>
+              <w:t>;</w:t>
             </w:r>
           </w:p>
           <w:p>
@@ -1331,7 +1567,25 @@
                 <w:color w:val="000000"/>
                 <w:kern w:val="0"/>
               </w:rPr>
-              <w:t xml:space="preserve"> CallUs;</w:t>
+              <w:t xml:space="preserve"> </w:t>
+            </w:r>
+            <w:proofErr w:type="spellStart"/>
+            <w:r>
+              <w:rPr>
+                <w:rFonts w:ascii="Consolas" w:hAnsi="Consolas" w:cs="Consolas"/>
+                <w:color w:val="000000"/>
+                <w:kern w:val="0"/>
+              </w:rPr>
+              <w:t>CallUs</w:t>
+            </w:r>
+            <w:proofErr w:type="spellEnd"/>
+            <w:r>
+              <w:rPr>
+                <w:rFonts w:ascii="Consolas" w:hAnsi="Consolas" w:cs="Consolas"/>
+                <w:color w:val="000000"/>
+                <w:kern w:val="0"/>
+              </w:rPr>
+              <w:t>;</w:t>
             </w:r>
           </w:p>
           <w:p>
@@ -1392,7 +1646,25 @@
                 <w:color w:val="000000"/>
                 <w:kern w:val="0"/>
               </w:rPr>
-              <w:t xml:space="preserve"> ClientAdd;</w:t>
+              <w:t xml:space="preserve"> </w:t>
+            </w:r>
+            <w:proofErr w:type="spellStart"/>
+            <w:r>
+              <w:rPr>
+                <w:rFonts w:ascii="Consolas" w:hAnsi="Consolas" w:cs="Consolas"/>
+                <w:color w:val="000000"/>
+                <w:kern w:val="0"/>
+              </w:rPr>
+              <w:t>ClientAdd</w:t>
+            </w:r>
+            <w:proofErr w:type="spellEnd"/>
+            <w:r>
+              <w:rPr>
+                <w:rFonts w:ascii="Consolas" w:hAnsi="Consolas" w:cs="Consolas"/>
+                <w:color w:val="000000"/>
+                <w:kern w:val="0"/>
+              </w:rPr>
+              <w:t>;</w:t>
             </w:r>
           </w:p>
           <w:p>
@@ -1453,7 +1725,25 @@
                 <w:color w:val="000000"/>
                 <w:kern w:val="0"/>
               </w:rPr>
-              <w:t xml:space="preserve"> ClientsMoney;</w:t>
+              <w:t xml:space="preserve"> </w:t>
+            </w:r>
+            <w:proofErr w:type="spellStart"/>
+            <w:r>
+              <w:rPr>
+                <w:rFonts w:ascii="Consolas" w:hAnsi="Consolas" w:cs="Consolas"/>
+                <w:color w:val="000000"/>
+                <w:kern w:val="0"/>
+              </w:rPr>
+              <w:t>ClientsMoney</w:t>
+            </w:r>
+            <w:proofErr w:type="spellEnd"/>
+            <w:r>
+              <w:rPr>
+                <w:rFonts w:ascii="Consolas" w:hAnsi="Consolas" w:cs="Consolas"/>
+                <w:color w:val="000000"/>
+                <w:kern w:val="0"/>
+              </w:rPr>
+              <w:t>;</w:t>
             </w:r>
           </w:p>
           <w:p>
@@ -1514,7 +1804,25 @@
                 <w:color w:val="000000"/>
                 <w:kern w:val="0"/>
               </w:rPr>
-              <w:t xml:space="preserve"> ExplainSystem;</w:t>
+              <w:t xml:space="preserve"> </w:t>
+            </w:r>
+            <w:proofErr w:type="spellStart"/>
+            <w:r>
+              <w:rPr>
+                <w:rFonts w:ascii="Consolas" w:hAnsi="Consolas" w:cs="Consolas"/>
+                <w:color w:val="000000"/>
+                <w:kern w:val="0"/>
+              </w:rPr>
+              <w:t>ExplainSystem</w:t>
+            </w:r>
+            <w:proofErr w:type="spellEnd"/>
+            <w:r>
+              <w:rPr>
+                <w:rFonts w:ascii="Consolas" w:hAnsi="Consolas" w:cs="Consolas"/>
+                <w:color w:val="000000"/>
+                <w:kern w:val="0"/>
+              </w:rPr>
+              <w:t>;</w:t>
             </w:r>
           </w:p>
           <w:p>
@@ -1642,7 +1950,25 @@
                 <w:color w:val="000000"/>
                 <w:kern w:val="0"/>
               </w:rPr>
-              <w:t xml:space="preserve"> ProducerNewAdd;</w:t>
+              <w:t xml:space="preserve"> </w:t>
+            </w:r>
+            <w:proofErr w:type="spellStart"/>
+            <w:r>
+              <w:rPr>
+                <w:rFonts w:ascii="Consolas" w:hAnsi="Consolas" w:cs="Consolas"/>
+                <w:color w:val="000000"/>
+                <w:kern w:val="0"/>
+              </w:rPr>
+              <w:t>ProducerNewAdd</w:t>
+            </w:r>
+            <w:proofErr w:type="spellEnd"/>
+            <w:r>
+              <w:rPr>
+                <w:rFonts w:ascii="Consolas" w:hAnsi="Consolas" w:cs="Consolas"/>
+                <w:color w:val="000000"/>
+                <w:kern w:val="0"/>
+              </w:rPr>
+              <w:t>;</w:t>
             </w:r>
           </w:p>
           <w:p>
@@ -1703,7 +2029,25 @@
                 <w:color w:val="000000"/>
                 <w:kern w:val="0"/>
               </w:rPr>
-              <w:t xml:space="preserve"> StoreNewAdd;</w:t>
+              <w:t xml:space="preserve"> </w:t>
+            </w:r>
+            <w:proofErr w:type="spellStart"/>
+            <w:r>
+              <w:rPr>
+                <w:rFonts w:ascii="Consolas" w:hAnsi="Consolas" w:cs="Consolas"/>
+                <w:color w:val="000000"/>
+                <w:kern w:val="0"/>
+              </w:rPr>
+              <w:t>StoreNewAdd</w:t>
+            </w:r>
+            <w:proofErr w:type="spellEnd"/>
+            <w:r>
+              <w:rPr>
+                <w:rFonts w:ascii="Consolas" w:hAnsi="Consolas" w:cs="Consolas"/>
+                <w:color w:val="000000"/>
+                <w:kern w:val="0"/>
+              </w:rPr>
+              <w:t>;</w:t>
             </w:r>
           </w:p>
           <w:p>
@@ -1825,7 +2169,25 @@
                 <w:color w:val="000000"/>
                 <w:kern w:val="0"/>
               </w:rPr>
-              <w:t xml:space="preserve"> ProducerUpdate;</w:t>
+              <w:t xml:space="preserve"> </w:t>
+            </w:r>
+            <w:proofErr w:type="spellStart"/>
+            <w:r>
+              <w:rPr>
+                <w:rFonts w:ascii="Consolas" w:hAnsi="Consolas" w:cs="Consolas"/>
+                <w:color w:val="000000"/>
+                <w:kern w:val="0"/>
+              </w:rPr>
+              <w:t>ProducerUpdate</w:t>
+            </w:r>
+            <w:proofErr w:type="spellEnd"/>
+            <w:r>
+              <w:rPr>
+                <w:rFonts w:ascii="Consolas" w:hAnsi="Consolas" w:cs="Consolas"/>
+                <w:color w:val="000000"/>
+                <w:kern w:val="0"/>
+              </w:rPr>
+              <w:t>;</w:t>
             </w:r>
           </w:p>
           <w:p>
@@ -2008,7 +2370,25 @@
                 <w:color w:val="000000"/>
                 <w:kern w:val="0"/>
               </w:rPr>
-              <w:t xml:space="preserve"> ProducerIncomplete;</w:t>
+              <w:t xml:space="preserve"> </w:t>
+            </w:r>
+            <w:proofErr w:type="spellStart"/>
+            <w:r>
+              <w:rPr>
+                <w:rFonts w:ascii="Consolas" w:hAnsi="Consolas" w:cs="Consolas"/>
+                <w:color w:val="000000"/>
+                <w:kern w:val="0"/>
+              </w:rPr>
+              <w:t>ProducerIncomplete</w:t>
+            </w:r>
+            <w:proofErr w:type="spellEnd"/>
+            <w:r>
+              <w:rPr>
+                <w:rFonts w:ascii="Consolas" w:hAnsi="Consolas" w:cs="Consolas"/>
+                <w:color w:val="000000"/>
+                <w:kern w:val="0"/>
+              </w:rPr>
+              <w:t>;</w:t>
             </w:r>
           </w:p>
           <w:p>
@@ -2069,7 +2449,25 @@
                 <w:color w:val="000000"/>
                 <w:kern w:val="0"/>
               </w:rPr>
-              <w:t xml:space="preserve"> StoreToStore;</w:t>
+              <w:t xml:space="preserve"> </w:t>
+            </w:r>
+            <w:proofErr w:type="spellStart"/>
+            <w:r>
+              <w:rPr>
+                <w:rFonts w:ascii="Consolas" w:hAnsi="Consolas" w:cs="Consolas"/>
+                <w:color w:val="000000"/>
+                <w:kern w:val="0"/>
+              </w:rPr>
+              <w:t>StoreToStore</w:t>
+            </w:r>
+            <w:proofErr w:type="spellEnd"/>
+            <w:r>
+              <w:rPr>
+                <w:rFonts w:ascii="Consolas" w:hAnsi="Consolas" w:cs="Consolas"/>
+                <w:color w:val="000000"/>
+                <w:kern w:val="0"/>
+              </w:rPr>
+              <w:t>;</w:t>
             </w:r>
           </w:p>
           <w:p>
@@ -2130,7 +2528,25 @@
                 <w:color w:val="000000"/>
                 <w:kern w:val="0"/>
               </w:rPr>
-              <w:t xml:space="preserve"> ProductMovement;</w:t>
+              <w:t xml:space="preserve"> </w:t>
+            </w:r>
+            <w:proofErr w:type="spellStart"/>
+            <w:r>
+              <w:rPr>
+                <w:rFonts w:ascii="Consolas" w:hAnsi="Consolas" w:cs="Consolas"/>
+                <w:color w:val="000000"/>
+                <w:kern w:val="0"/>
+              </w:rPr>
+              <w:t>ProductMovement</w:t>
+            </w:r>
+            <w:proofErr w:type="spellEnd"/>
+            <w:r>
+              <w:rPr>
+                <w:rFonts w:ascii="Consolas" w:hAnsi="Consolas" w:cs="Consolas"/>
+                <w:color w:val="000000"/>
+                <w:kern w:val="0"/>
+              </w:rPr>
+              <w:t>;</w:t>
             </w:r>
           </w:p>
           <w:p>
@@ -2191,7 +2607,25 @@
                 <w:color w:val="000000"/>
                 <w:kern w:val="0"/>
               </w:rPr>
-              <w:t xml:space="preserve"> BoxMovement;</w:t>
+              <w:t xml:space="preserve"> </w:t>
+            </w:r>
+            <w:proofErr w:type="spellStart"/>
+            <w:r>
+              <w:rPr>
+                <w:rFonts w:ascii="Consolas" w:hAnsi="Consolas" w:cs="Consolas"/>
+                <w:color w:val="000000"/>
+                <w:kern w:val="0"/>
+              </w:rPr>
+              <w:t>BoxMovement</w:t>
+            </w:r>
+            <w:proofErr w:type="spellEnd"/>
+            <w:r>
+              <w:rPr>
+                <w:rFonts w:ascii="Consolas" w:hAnsi="Consolas" w:cs="Consolas"/>
+                <w:color w:val="000000"/>
+                <w:kern w:val="0"/>
+              </w:rPr>
+              <w:t>;</w:t>
             </w:r>
           </w:p>
           <w:p>
@@ -2252,7 +2686,25 @@
                 <w:color w:val="000000"/>
                 <w:kern w:val="0"/>
               </w:rPr>
-              <w:t xml:space="preserve"> ClientsList;</w:t>
+              <w:t xml:space="preserve"> </w:t>
+            </w:r>
+            <w:proofErr w:type="spellStart"/>
+            <w:r>
+              <w:rPr>
+                <w:rFonts w:ascii="Consolas" w:hAnsi="Consolas" w:cs="Consolas"/>
+                <w:color w:val="000000"/>
+                <w:kern w:val="0"/>
+              </w:rPr>
+              <w:t>ClientsList</w:t>
+            </w:r>
+            <w:proofErr w:type="spellEnd"/>
+            <w:r>
+              <w:rPr>
+                <w:rFonts w:ascii="Consolas" w:hAnsi="Consolas" w:cs="Consolas"/>
+                <w:color w:val="000000"/>
+                <w:kern w:val="0"/>
+              </w:rPr>
+              <w:t>;</w:t>
             </w:r>
           </w:p>
           <w:p>
@@ -2313,7 +2765,25 @@
                 <w:color w:val="000000"/>
                 <w:kern w:val="0"/>
               </w:rPr>
-              <w:t xml:space="preserve"> BanksList;</w:t>
+              <w:t xml:space="preserve"> </w:t>
+            </w:r>
+            <w:proofErr w:type="spellStart"/>
+            <w:r>
+              <w:rPr>
+                <w:rFonts w:ascii="Consolas" w:hAnsi="Consolas" w:cs="Consolas"/>
+                <w:color w:val="000000"/>
+                <w:kern w:val="0"/>
+              </w:rPr>
+              <w:t>BanksList</w:t>
+            </w:r>
+            <w:proofErr w:type="spellEnd"/>
+            <w:r>
+              <w:rPr>
+                <w:rFonts w:ascii="Consolas" w:hAnsi="Consolas" w:cs="Consolas"/>
+                <w:color w:val="000000"/>
+                <w:kern w:val="0"/>
+              </w:rPr>
+              <w:t>;</w:t>
             </w:r>
           </w:p>
           <w:p>
@@ -2435,7 +2905,25 @@
                 <w:color w:val="000000"/>
                 <w:kern w:val="0"/>
               </w:rPr>
-              <w:t xml:space="preserve"> DailySalesPurchases;</w:t>
+              <w:t xml:space="preserve"> </w:t>
+            </w:r>
+            <w:proofErr w:type="spellStart"/>
+            <w:r>
+              <w:rPr>
+                <w:rFonts w:ascii="Consolas" w:hAnsi="Consolas" w:cs="Consolas"/>
+                <w:color w:val="000000"/>
+                <w:kern w:val="0"/>
+              </w:rPr>
+              <w:t>DailySalesPurchases</w:t>
+            </w:r>
+            <w:proofErr w:type="spellEnd"/>
+            <w:r>
+              <w:rPr>
+                <w:rFonts w:ascii="Consolas" w:hAnsi="Consolas" w:cs="Consolas"/>
+                <w:color w:val="000000"/>
+                <w:kern w:val="0"/>
+              </w:rPr>
+              <w:t>;</w:t>
             </w:r>
           </w:p>
           <w:p>
@@ -2496,7 +2984,25 @@
                 <w:color w:val="000000"/>
                 <w:kern w:val="0"/>
               </w:rPr>
-              <w:t xml:space="preserve"> DailyTransactions;</w:t>
+              <w:t xml:space="preserve"> </w:t>
+            </w:r>
+            <w:proofErr w:type="spellStart"/>
+            <w:r>
+              <w:rPr>
+                <w:rFonts w:ascii="Consolas" w:hAnsi="Consolas" w:cs="Consolas"/>
+                <w:color w:val="000000"/>
+                <w:kern w:val="0"/>
+              </w:rPr>
+              <w:t>DailyTransactions</w:t>
+            </w:r>
+            <w:proofErr w:type="spellEnd"/>
+            <w:r>
+              <w:rPr>
+                <w:rFonts w:ascii="Consolas" w:hAnsi="Consolas" w:cs="Consolas"/>
+                <w:color w:val="000000"/>
+                <w:kern w:val="0"/>
+              </w:rPr>
+              <w:t>;</w:t>
             </w:r>
           </w:p>
           <w:p>
@@ -2557,7 +3063,25 @@
                 <w:color w:val="000000"/>
                 <w:kern w:val="0"/>
               </w:rPr>
-              <w:t xml:space="preserve"> FinancialStatements;</w:t>
+              <w:t xml:space="preserve"> </w:t>
+            </w:r>
+            <w:proofErr w:type="spellStart"/>
+            <w:r>
+              <w:rPr>
+                <w:rFonts w:ascii="Consolas" w:hAnsi="Consolas" w:cs="Consolas"/>
+                <w:color w:val="000000"/>
+                <w:kern w:val="0"/>
+              </w:rPr>
+              <w:t>FinancialStatements</w:t>
+            </w:r>
+            <w:proofErr w:type="spellEnd"/>
+            <w:r>
+              <w:rPr>
+                <w:rFonts w:ascii="Consolas" w:hAnsi="Consolas" w:cs="Consolas"/>
+                <w:color w:val="000000"/>
+                <w:kern w:val="0"/>
+              </w:rPr>
+              <w:t>;</w:t>
             </w:r>
           </w:p>
           <w:p>
@@ -2618,7 +3142,25 @@
                 <w:color w:val="000000"/>
                 <w:kern w:val="0"/>
               </w:rPr>
-              <w:t xml:space="preserve"> BankAddAccount;</w:t>
+              <w:t xml:space="preserve"> </w:t>
+            </w:r>
+            <w:proofErr w:type="spellStart"/>
+            <w:r>
+              <w:rPr>
+                <w:rFonts w:ascii="Consolas" w:hAnsi="Consolas" w:cs="Consolas"/>
+                <w:color w:val="000000"/>
+                <w:kern w:val="0"/>
+              </w:rPr>
+              <w:t>BankAddAccount</w:t>
+            </w:r>
+            <w:proofErr w:type="spellEnd"/>
+            <w:r>
+              <w:rPr>
+                <w:rFonts w:ascii="Consolas" w:hAnsi="Consolas" w:cs="Consolas"/>
+                <w:color w:val="000000"/>
+                <w:kern w:val="0"/>
+              </w:rPr>
+              <w:t>;</w:t>
             </w:r>
           </w:p>
           <w:p>
@@ -2679,7 +3221,25 @@
                 <w:color w:val="000000"/>
                 <w:kern w:val="0"/>
               </w:rPr>
-              <w:t xml:space="preserve"> CheckSaderWared;</w:t>
+              <w:t xml:space="preserve"> </w:t>
+            </w:r>
+            <w:proofErr w:type="spellStart"/>
+            <w:r>
+              <w:rPr>
+                <w:rFonts w:ascii="Consolas" w:hAnsi="Consolas" w:cs="Consolas"/>
+                <w:color w:val="000000"/>
+                <w:kern w:val="0"/>
+              </w:rPr>
+              <w:t>CheckSaderWared</w:t>
+            </w:r>
+            <w:proofErr w:type="spellEnd"/>
+            <w:r>
+              <w:rPr>
+                <w:rFonts w:ascii="Consolas" w:hAnsi="Consolas" w:cs="Consolas"/>
+                <w:color w:val="000000"/>
+                <w:kern w:val="0"/>
+              </w:rPr>
+              <w:t>;</w:t>
             </w:r>
           </w:p>
           <w:p>
@@ -2740,7 +3300,25 @@
                 <w:color w:val="000000"/>
                 <w:kern w:val="0"/>
               </w:rPr>
-              <w:t xml:space="preserve"> CheckSave;</w:t>
+              <w:t xml:space="preserve"> </w:t>
+            </w:r>
+            <w:proofErr w:type="spellStart"/>
+            <w:r>
+              <w:rPr>
+                <w:rFonts w:ascii="Consolas" w:hAnsi="Consolas" w:cs="Consolas"/>
+                <w:color w:val="000000"/>
+                <w:kern w:val="0"/>
+              </w:rPr>
+              <w:t>CheckSave</w:t>
+            </w:r>
+            <w:proofErr w:type="spellEnd"/>
+            <w:r>
+              <w:rPr>
+                <w:rFonts w:ascii="Consolas" w:hAnsi="Consolas" w:cs="Consolas"/>
+                <w:color w:val="000000"/>
+                <w:kern w:val="0"/>
+              </w:rPr>
+              <w:t>;</w:t>
             </w:r>
           </w:p>
           <w:p>
@@ -2801,7 +3379,25 @@
                 <w:color w:val="000000"/>
                 <w:kern w:val="0"/>
               </w:rPr>
-              <w:t xml:space="preserve"> BankStatement;</w:t>
+              <w:t xml:space="preserve"> </w:t>
+            </w:r>
+            <w:proofErr w:type="spellStart"/>
+            <w:r>
+              <w:rPr>
+                <w:rFonts w:ascii="Consolas" w:hAnsi="Consolas" w:cs="Consolas"/>
+                <w:color w:val="000000"/>
+                <w:kern w:val="0"/>
+              </w:rPr>
+              <w:t>BankStatement</w:t>
+            </w:r>
+            <w:proofErr w:type="spellEnd"/>
+            <w:r>
+              <w:rPr>
+                <w:rFonts w:ascii="Consolas" w:hAnsi="Consolas" w:cs="Consolas"/>
+                <w:color w:val="000000"/>
+                <w:kern w:val="0"/>
+              </w:rPr>
+              <w:t>;</w:t>
             </w:r>
           </w:p>
           <w:p>
@@ -2862,7 +3458,25 @@
                 <w:color w:val="000000"/>
                 <w:kern w:val="0"/>
               </w:rPr>
-              <w:t xml:space="preserve"> BankToBank;</w:t>
+              <w:t xml:space="preserve"> </w:t>
+            </w:r>
+            <w:proofErr w:type="spellStart"/>
+            <w:r>
+              <w:rPr>
+                <w:rFonts w:ascii="Consolas" w:hAnsi="Consolas" w:cs="Consolas"/>
+                <w:color w:val="000000"/>
+                <w:kern w:val="0"/>
+              </w:rPr>
+              <w:t>BankToBank</w:t>
+            </w:r>
+            <w:proofErr w:type="spellEnd"/>
+            <w:r>
+              <w:rPr>
+                <w:rFonts w:ascii="Consolas" w:hAnsi="Consolas" w:cs="Consolas"/>
+                <w:color w:val="000000"/>
+                <w:kern w:val="0"/>
+              </w:rPr>
+              <w:t>;</w:t>
             </w:r>
           </w:p>
           <w:p>
@@ -3014,7 +3628,25 @@
                 <w:color w:val="000000"/>
                 <w:kern w:val="0"/>
               </w:rPr>
-              <w:t xml:space="preserve"> ClientAccountStatement;</w:t>
+              <w:t xml:space="preserve"> </w:t>
+            </w:r>
+            <w:proofErr w:type="spellStart"/>
+            <w:r>
+              <w:rPr>
+                <w:rFonts w:ascii="Consolas" w:hAnsi="Consolas" w:cs="Consolas"/>
+                <w:color w:val="000000"/>
+                <w:kern w:val="0"/>
+              </w:rPr>
+              <w:t>ClientAccountStatement</w:t>
+            </w:r>
+            <w:proofErr w:type="spellEnd"/>
+            <w:r>
+              <w:rPr>
+                <w:rFonts w:ascii="Consolas" w:hAnsi="Consolas" w:cs="Consolas"/>
+                <w:color w:val="000000"/>
+                <w:kern w:val="0"/>
+              </w:rPr>
+              <w:t>;</w:t>
             </w:r>
           </w:p>
           <w:p>
@@ -3136,7 +3768,25 @@
                 <w:color w:val="000000"/>
                 <w:kern w:val="0"/>
               </w:rPr>
-              <w:t xml:space="preserve"> FirstAccounts;</w:t>
+              <w:t xml:space="preserve"> </w:t>
+            </w:r>
+            <w:proofErr w:type="spellStart"/>
+            <w:r>
+              <w:rPr>
+                <w:rFonts w:ascii="Consolas" w:hAnsi="Consolas" w:cs="Consolas"/>
+                <w:color w:val="000000"/>
+                <w:kern w:val="0"/>
+              </w:rPr>
+              <w:t>FirstAccounts</w:t>
+            </w:r>
+            <w:proofErr w:type="spellEnd"/>
+            <w:r>
+              <w:rPr>
+                <w:rFonts w:ascii="Consolas" w:hAnsi="Consolas" w:cs="Consolas"/>
+                <w:color w:val="000000"/>
+                <w:kern w:val="0"/>
+              </w:rPr>
+              <w:t>;</w:t>
             </w:r>
           </w:p>
           <w:p>
@@ -3203,7 +3853,27 @@
                 <w:kern w:val="0"/>
                 <w:highlight w:val="yellow"/>
               </w:rPr>
-              <w:t xml:space="preserve"> AllowUser;</w:t>
+              <w:t xml:space="preserve"> </w:t>
+            </w:r>
+            <w:proofErr w:type="spellStart"/>
+            <w:r>
+              <w:rPr>
+                <w:rFonts w:ascii="Consolas" w:hAnsi="Consolas" w:cs="Consolas"/>
+                <w:color w:val="000000"/>
+                <w:kern w:val="0"/>
+                <w:highlight w:val="yellow"/>
+              </w:rPr>
+              <w:t>AllowUser</w:t>
+            </w:r>
+            <w:proofErr w:type="spellEnd"/>
+            <w:r>
+              <w:rPr>
+                <w:rFonts w:ascii="Consolas" w:hAnsi="Consolas" w:cs="Consolas"/>
+                <w:color w:val="000000"/>
+                <w:kern w:val="0"/>
+                <w:highlight w:val="yellow"/>
+              </w:rPr>
+              <w:t>;</w:t>
             </w:r>
           </w:p>
           <w:p>
@@ -3325,7 +3995,25 @@
                 <w:color w:val="000000"/>
                 <w:kern w:val="0"/>
               </w:rPr>
-              <w:t xml:space="preserve"> PriceViewer;</w:t>
+              <w:t xml:space="preserve"> </w:t>
+            </w:r>
+            <w:proofErr w:type="spellStart"/>
+            <w:r>
+              <w:rPr>
+                <w:rFonts w:ascii="Consolas" w:hAnsi="Consolas" w:cs="Consolas"/>
+                <w:color w:val="000000"/>
+                <w:kern w:val="0"/>
+              </w:rPr>
+              <w:t>PriceViewer</w:t>
+            </w:r>
+            <w:proofErr w:type="spellEnd"/>
+            <w:r>
+              <w:rPr>
+                <w:rFonts w:ascii="Consolas" w:hAnsi="Consolas" w:cs="Consolas"/>
+                <w:color w:val="000000"/>
+                <w:kern w:val="0"/>
+              </w:rPr>
+              <w:t>;</w:t>
             </w:r>
           </w:p>
           <w:p>
@@ -3383,7 +4071,25 @@
                 <w:color w:val="000000"/>
                 <w:kern w:val="0"/>
               </w:rPr>
-              <w:t xml:space="preserve"> ProducerAddBarcodeFactory;</w:t>
+              <w:t xml:space="preserve"> </w:t>
+            </w:r>
+            <w:proofErr w:type="spellStart"/>
+            <w:r>
+              <w:rPr>
+                <w:rFonts w:ascii="Consolas" w:hAnsi="Consolas" w:cs="Consolas"/>
+                <w:color w:val="000000"/>
+                <w:kern w:val="0"/>
+              </w:rPr>
+              <w:t>ProducerAddBarcodeFactory</w:t>
+            </w:r>
+            <w:proofErr w:type="spellEnd"/>
+            <w:r>
+              <w:rPr>
+                <w:rFonts w:ascii="Consolas" w:hAnsi="Consolas" w:cs="Consolas"/>
+                <w:color w:val="000000"/>
+                <w:kern w:val="0"/>
+              </w:rPr>
+              <w:t>;</w:t>
             </w:r>
           </w:p>
         </w:tc>
@@ -3427,6 +4133,7 @@
               </w:rPr>
               <w:t>"</w:t>
             </w:r>
+            <w:proofErr w:type="spellStart"/>
             <w:proofErr w:type="gramEnd"/>
             <w:r>
               <w:rPr>
@@ -3436,7 +4143,18 @@
                 <w:sz w:val="28"/>
                 <w:szCs w:val="28"/>
               </w:rPr>
-              <w:t>TsmSales"</w:t>
+              <w:t>TsmSales</w:t>
+            </w:r>
+            <w:proofErr w:type="spellEnd"/>
+            <w:r>
+              <w:rPr>
+                <w:rFonts w:ascii="Consolas" w:hAnsi="Consolas" w:cs="Consolas"/>
+                <w:color w:val="A31515"/>
+                <w:kern w:val="0"/>
+                <w:sz w:val="28"/>
+                <w:szCs w:val="28"/>
+              </w:rPr>
+              <w:t>"</w:t>
             </w:r>
             <w:r>
               <w:rPr>
@@ -3448,6 +4166,7 @@
               </w:rPr>
               <w:t xml:space="preserve">, () =&gt; </w:t>
             </w:r>
+            <w:proofErr w:type="spellStart"/>
             <w:proofErr w:type="gramStart"/>
             <w:r>
               <w:rPr>
@@ -3457,7 +4176,18 @@
                 <w:sz w:val="28"/>
                 <w:szCs w:val="28"/>
               </w:rPr>
-              <w:t>CurrentUser.Sales }</w:t>
+              <w:t>CurrentUser.Sales</w:t>
+            </w:r>
+            <w:proofErr w:type="spellEnd"/>
+            <w:r>
+              <w:rPr>
+                <w:rFonts w:ascii="Consolas" w:hAnsi="Consolas" w:cs="Consolas"/>
+                <w:color w:val="000000"/>
+                <w:kern w:val="0"/>
+                <w:sz w:val="28"/>
+                <w:szCs w:val="28"/>
+              </w:rPr>
+              <w:t xml:space="preserve"> }</w:t>
             </w:r>
             <w:proofErr w:type="gramEnd"/>
             <w:r>
@@ -3506,6 +4236,7 @@
               </w:rPr>
               <w:t>"</w:t>
             </w:r>
+            <w:proofErr w:type="spellStart"/>
             <w:proofErr w:type="gramEnd"/>
             <w:r>
               <w:rPr>
@@ -3515,7 +4246,18 @@
                 <w:sz w:val="28"/>
                 <w:szCs w:val="28"/>
               </w:rPr>
-              <w:t>TsmPurchases"</w:t>
+              <w:t>TsmPurchases</w:t>
+            </w:r>
+            <w:proofErr w:type="spellEnd"/>
+            <w:r>
+              <w:rPr>
+                <w:rFonts w:ascii="Consolas" w:hAnsi="Consolas" w:cs="Consolas"/>
+                <w:color w:val="A31515"/>
+                <w:kern w:val="0"/>
+                <w:sz w:val="28"/>
+                <w:szCs w:val="28"/>
+              </w:rPr>
+              <w:t>"</w:t>
             </w:r>
             <w:r>
               <w:rPr>
@@ -3527,6 +4269,7 @@
               </w:rPr>
               <w:t xml:space="preserve">, () =&gt; </w:t>
             </w:r>
+            <w:proofErr w:type="spellStart"/>
             <w:proofErr w:type="gramStart"/>
             <w:r>
               <w:rPr>
@@ -3536,7 +4279,18 @@
                 <w:sz w:val="28"/>
                 <w:szCs w:val="28"/>
               </w:rPr>
-              <w:t>CurrentUser.Purchases }</w:t>
+              <w:t>CurrentUser.Purchases</w:t>
+            </w:r>
+            <w:proofErr w:type="spellEnd"/>
+            <w:r>
+              <w:rPr>
+                <w:rFonts w:ascii="Consolas" w:hAnsi="Consolas" w:cs="Consolas"/>
+                <w:color w:val="000000"/>
+                <w:kern w:val="0"/>
+                <w:sz w:val="28"/>
+                <w:szCs w:val="28"/>
+              </w:rPr>
+              <w:t xml:space="preserve"> }</w:t>
             </w:r>
             <w:proofErr w:type="gramEnd"/>
             <w:r>
@@ -3590,6 +4344,7 @@
               </w:rPr>
               <w:t>"</w:t>
             </w:r>
+            <w:proofErr w:type="spellStart"/>
             <w:proofErr w:type="gramEnd"/>
             <w:r>
               <w:rPr>
@@ -3600,19 +4355,32 @@
                 <w:szCs w:val="28"/>
                 <w:highlight w:val="yellow"/>
               </w:rPr>
-              <w:t>TsmSalesReturns"</w:t>
-            </w:r>
-            <w:r>
-              <w:rPr>
-                <w:rFonts w:ascii="Consolas" w:hAnsi="Consolas" w:cs="Consolas"/>
-                <w:color w:val="000000"/>
+              <w:t>TsmSalesReturns</w:t>
+            </w:r>
+            <w:proofErr w:type="spellEnd"/>
+            <w:r>
+              <w:rPr>
+                <w:rFonts w:ascii="Consolas" w:hAnsi="Consolas" w:cs="Consolas"/>
+                <w:color w:val="A31515"/>
                 <w:kern w:val="0"/>
                 <w:sz w:val="28"/>
                 <w:szCs w:val="28"/>
                 <w:highlight w:val="yellow"/>
               </w:rPr>
+              <w:t>"</w:t>
+            </w:r>
+            <w:r>
+              <w:rPr>
+                <w:rFonts w:ascii="Consolas" w:hAnsi="Consolas" w:cs="Consolas"/>
+                <w:color w:val="000000"/>
+                <w:kern w:val="0"/>
+                <w:sz w:val="28"/>
+                <w:szCs w:val="28"/>
+                <w:highlight w:val="yellow"/>
+              </w:rPr>
               <w:t xml:space="preserve">, () =&gt; </w:t>
             </w:r>
+            <w:proofErr w:type="spellStart"/>
             <w:proofErr w:type="gramStart"/>
             <w:r>
               <w:rPr>
@@ -3623,7 +4391,19 @@
                 <w:szCs w:val="28"/>
                 <w:highlight w:val="yellow"/>
               </w:rPr>
-              <w:t>CurrentUser.Sales },</w:t>
+              <w:t>CurrentUser.Sales</w:t>
+            </w:r>
+            <w:proofErr w:type="spellEnd"/>
+            <w:r>
+              <w:rPr>
+                <w:rFonts w:ascii="Consolas" w:hAnsi="Consolas" w:cs="Consolas"/>
+                <w:color w:val="000000"/>
+                <w:kern w:val="0"/>
+                <w:sz w:val="28"/>
+                <w:szCs w:val="28"/>
+                <w:highlight w:val="yellow"/>
+              </w:rPr>
+              <w:t xml:space="preserve"> },</w:t>
             </w:r>
             <w:r>
               <w:rPr>
@@ -3701,6 +4481,7 @@
               </w:rPr>
               <w:t>"</w:t>
             </w:r>
+            <w:proofErr w:type="spellStart"/>
             <w:proofErr w:type="gramEnd"/>
             <w:r>
               <w:rPr>
@@ -3711,19 +4492,32 @@
                 <w:szCs w:val="28"/>
                 <w:highlight w:val="yellow"/>
               </w:rPr>
-              <w:t>TsmPurchaseReturns"</w:t>
-            </w:r>
-            <w:r>
-              <w:rPr>
-                <w:rFonts w:ascii="Consolas" w:hAnsi="Consolas" w:cs="Consolas"/>
-                <w:color w:val="000000"/>
+              <w:t>TsmPurchaseReturns</w:t>
+            </w:r>
+            <w:proofErr w:type="spellEnd"/>
+            <w:r>
+              <w:rPr>
+                <w:rFonts w:ascii="Consolas" w:hAnsi="Consolas" w:cs="Consolas"/>
+                <w:color w:val="A31515"/>
                 <w:kern w:val="0"/>
                 <w:sz w:val="28"/>
                 <w:szCs w:val="28"/>
                 <w:highlight w:val="yellow"/>
               </w:rPr>
+              <w:t>"</w:t>
+            </w:r>
+            <w:r>
+              <w:rPr>
+                <w:rFonts w:ascii="Consolas" w:hAnsi="Consolas" w:cs="Consolas"/>
+                <w:color w:val="000000"/>
+                <w:kern w:val="0"/>
+                <w:sz w:val="28"/>
+                <w:szCs w:val="28"/>
+                <w:highlight w:val="yellow"/>
+              </w:rPr>
               <w:t xml:space="preserve">, () =&gt; </w:t>
             </w:r>
+            <w:proofErr w:type="spellStart"/>
             <w:proofErr w:type="gramStart"/>
             <w:r>
               <w:rPr>
@@ -3734,7 +4528,19 @@
                 <w:szCs w:val="28"/>
                 <w:highlight w:val="yellow"/>
               </w:rPr>
-              <w:t>CurrentUser.Purchases },</w:t>
+              <w:t>CurrentUser.Purchases</w:t>
+            </w:r>
+            <w:proofErr w:type="spellEnd"/>
+            <w:r>
+              <w:rPr>
+                <w:rFonts w:ascii="Consolas" w:hAnsi="Consolas" w:cs="Consolas"/>
+                <w:color w:val="000000"/>
+                <w:kern w:val="0"/>
+                <w:sz w:val="28"/>
+                <w:szCs w:val="28"/>
+                <w:highlight w:val="yellow"/>
+              </w:rPr>
+              <w:t xml:space="preserve"> },</w:t>
             </w:r>
             <w:r>
               <w:rPr>
@@ -3808,6 +4614,7 @@
               </w:rPr>
               <w:t>"</w:t>
             </w:r>
+            <w:proofErr w:type="spellStart"/>
             <w:proofErr w:type="gramEnd"/>
             <w:r>
               <w:rPr>
@@ -3817,7 +4624,18 @@
                 <w:sz w:val="28"/>
                 <w:szCs w:val="28"/>
               </w:rPr>
-              <w:t>TsmExpenses"</w:t>
+              <w:t>TsmExpenses</w:t>
+            </w:r>
+            <w:proofErr w:type="spellEnd"/>
+            <w:r>
+              <w:rPr>
+                <w:rFonts w:ascii="Consolas" w:hAnsi="Consolas" w:cs="Consolas"/>
+                <w:color w:val="A31515"/>
+                <w:kern w:val="0"/>
+                <w:sz w:val="28"/>
+                <w:szCs w:val="28"/>
+              </w:rPr>
+              <w:t>"</w:t>
             </w:r>
             <w:r>
               <w:rPr>
@@ -3829,6 +4647,7 @@
               </w:rPr>
               <w:t xml:space="preserve">, () =&gt; </w:t>
             </w:r>
+            <w:proofErr w:type="spellStart"/>
             <w:proofErr w:type="gramStart"/>
             <w:r>
               <w:rPr>
@@ -3838,7 +4657,18 @@
                 <w:sz w:val="28"/>
                 <w:szCs w:val="28"/>
               </w:rPr>
-              <w:t>CurrentUser.Expenses }</w:t>
+              <w:t>CurrentUser.Expenses</w:t>
+            </w:r>
+            <w:proofErr w:type="spellEnd"/>
+            <w:r>
+              <w:rPr>
+                <w:rFonts w:ascii="Consolas" w:hAnsi="Consolas" w:cs="Consolas"/>
+                <w:color w:val="000000"/>
+                <w:kern w:val="0"/>
+                <w:sz w:val="28"/>
+                <w:szCs w:val="28"/>
+              </w:rPr>
+              <w:t xml:space="preserve"> }</w:t>
             </w:r>
             <w:proofErr w:type="gramEnd"/>
             <w:r>
@@ -3887,6 +4717,7 @@
               </w:rPr>
               <w:t>"</w:t>
             </w:r>
+            <w:proofErr w:type="spellStart"/>
             <w:proofErr w:type="gramEnd"/>
             <w:r>
               <w:rPr>
@@ -3896,7 +4727,18 @@
                 <w:sz w:val="28"/>
                 <w:szCs w:val="28"/>
               </w:rPr>
-              <w:t>TsmMoneyToBox"</w:t>
+              <w:t>TsmMoneyToBox</w:t>
+            </w:r>
+            <w:proofErr w:type="spellEnd"/>
+            <w:r>
+              <w:rPr>
+                <w:rFonts w:ascii="Consolas" w:hAnsi="Consolas" w:cs="Consolas"/>
+                <w:color w:val="A31515"/>
+                <w:kern w:val="0"/>
+                <w:sz w:val="28"/>
+                <w:szCs w:val="28"/>
+              </w:rPr>
+              <w:t>"</w:t>
             </w:r>
             <w:r>
               <w:rPr>
@@ -3908,6 +4750,7 @@
               </w:rPr>
               <w:t xml:space="preserve">, () =&gt; </w:t>
             </w:r>
+            <w:proofErr w:type="spellStart"/>
             <w:proofErr w:type="gramStart"/>
             <w:r>
               <w:rPr>
@@ -3917,7 +4760,18 @@
                 <w:sz w:val="28"/>
                 <w:szCs w:val="28"/>
               </w:rPr>
-              <w:t>CurrentUser.MoneyToBox }</w:t>
+              <w:t>CurrentUser.MoneyToBox</w:t>
+            </w:r>
+            <w:proofErr w:type="spellEnd"/>
+            <w:r>
+              <w:rPr>
+                <w:rFonts w:ascii="Consolas" w:hAnsi="Consolas" w:cs="Consolas"/>
+                <w:color w:val="000000"/>
+                <w:kern w:val="0"/>
+                <w:sz w:val="28"/>
+                <w:szCs w:val="28"/>
+              </w:rPr>
+              <w:t xml:space="preserve"> }</w:t>
             </w:r>
             <w:proofErr w:type="gramEnd"/>
             <w:r>
@@ -3966,6 +4820,7 @@
               </w:rPr>
               <w:t>"</w:t>
             </w:r>
+            <w:proofErr w:type="spellStart"/>
             <w:proofErr w:type="gramEnd"/>
             <w:r>
               <w:rPr>
@@ -3975,7 +4830,18 @@
                 <w:sz w:val="28"/>
                 <w:szCs w:val="28"/>
               </w:rPr>
-              <w:t>TsmMoneyFromBox"</w:t>
+              <w:t>TsmMoneyFromBox</w:t>
+            </w:r>
+            <w:proofErr w:type="spellEnd"/>
+            <w:r>
+              <w:rPr>
+                <w:rFonts w:ascii="Consolas" w:hAnsi="Consolas" w:cs="Consolas"/>
+                <w:color w:val="A31515"/>
+                <w:kern w:val="0"/>
+                <w:sz w:val="28"/>
+                <w:szCs w:val="28"/>
+              </w:rPr>
+              <w:t>"</w:t>
             </w:r>
             <w:r>
               <w:rPr>
@@ -3987,6 +4853,7 @@
               </w:rPr>
               <w:t xml:space="preserve">, () =&gt; </w:t>
             </w:r>
+            <w:proofErr w:type="spellStart"/>
             <w:proofErr w:type="gramStart"/>
             <w:r>
               <w:rPr>
@@ -3996,7 +4863,18 @@
                 <w:sz w:val="28"/>
                 <w:szCs w:val="28"/>
               </w:rPr>
-              <w:t>CurrentUser.MoneyFromBox }</w:t>
+              <w:t>CurrentUser.MoneyFromBox</w:t>
+            </w:r>
+            <w:proofErr w:type="spellEnd"/>
+            <w:r>
+              <w:rPr>
+                <w:rFonts w:ascii="Consolas" w:hAnsi="Consolas" w:cs="Consolas"/>
+                <w:color w:val="000000"/>
+                <w:kern w:val="0"/>
+                <w:sz w:val="28"/>
+                <w:szCs w:val="28"/>
+              </w:rPr>
+              <w:t xml:space="preserve"> }</w:t>
             </w:r>
             <w:proofErr w:type="gramEnd"/>
             <w:r>
@@ -4045,6 +4923,7 @@
               </w:rPr>
               <w:t>"</w:t>
             </w:r>
+            <w:proofErr w:type="spellStart"/>
             <w:proofErr w:type="gramEnd"/>
             <w:r>
               <w:rPr>
@@ -4054,7 +4933,18 @@
                 <w:sz w:val="28"/>
                 <w:szCs w:val="28"/>
               </w:rPr>
-              <w:t>TsmGroupAdd"</w:t>
+              <w:t>TsmGroupAdd</w:t>
+            </w:r>
+            <w:proofErr w:type="spellEnd"/>
+            <w:r>
+              <w:rPr>
+                <w:rFonts w:ascii="Consolas" w:hAnsi="Consolas" w:cs="Consolas"/>
+                <w:color w:val="A31515"/>
+                <w:kern w:val="0"/>
+                <w:sz w:val="28"/>
+                <w:szCs w:val="28"/>
+              </w:rPr>
+              <w:t>"</w:t>
             </w:r>
             <w:r>
               <w:rPr>
@@ -4066,6 +4956,7 @@
               </w:rPr>
               <w:t xml:space="preserve">, () =&gt; </w:t>
             </w:r>
+            <w:proofErr w:type="spellStart"/>
             <w:proofErr w:type="gramStart"/>
             <w:r>
               <w:rPr>
@@ -4075,7 +4966,18 @@
                 <w:sz w:val="28"/>
                 <w:szCs w:val="28"/>
               </w:rPr>
-              <w:t>CurrentUser.GroupAdd }</w:t>
+              <w:t>CurrentUser.GroupAdd</w:t>
+            </w:r>
+            <w:proofErr w:type="spellEnd"/>
+            <w:r>
+              <w:rPr>
+                <w:rFonts w:ascii="Consolas" w:hAnsi="Consolas" w:cs="Consolas"/>
+                <w:color w:val="000000"/>
+                <w:kern w:val="0"/>
+                <w:sz w:val="28"/>
+                <w:szCs w:val="28"/>
+              </w:rPr>
+              <w:t xml:space="preserve"> }</w:t>
             </w:r>
             <w:proofErr w:type="gramEnd"/>
             <w:r>
@@ -4124,6 +5026,7 @@
               </w:rPr>
               <w:t>"</w:t>
             </w:r>
+            <w:proofErr w:type="spellStart"/>
             <w:proofErr w:type="gramEnd"/>
             <w:r>
               <w:rPr>
@@ -4133,7 +5036,18 @@
                 <w:sz w:val="28"/>
                 <w:szCs w:val="28"/>
               </w:rPr>
-              <w:t>TsmEmployeeAdd"</w:t>
+              <w:t>TsmEmployeeAdd</w:t>
+            </w:r>
+            <w:proofErr w:type="spellEnd"/>
+            <w:r>
+              <w:rPr>
+                <w:rFonts w:ascii="Consolas" w:hAnsi="Consolas" w:cs="Consolas"/>
+                <w:color w:val="A31515"/>
+                <w:kern w:val="0"/>
+                <w:sz w:val="28"/>
+                <w:szCs w:val="28"/>
+              </w:rPr>
+              <w:t>"</w:t>
             </w:r>
             <w:r>
               <w:rPr>
@@ -4145,6 +5059,7 @@
               </w:rPr>
               <w:t xml:space="preserve">, () =&gt; </w:t>
             </w:r>
+            <w:proofErr w:type="spellStart"/>
             <w:proofErr w:type="gramStart"/>
             <w:r>
               <w:rPr>
@@ -4154,7 +5069,18 @@
                 <w:sz w:val="28"/>
                 <w:szCs w:val="28"/>
               </w:rPr>
-              <w:t>CurrentUser.EmployeeAdd }</w:t>
+              <w:t>CurrentUser.EmployeeAdd</w:t>
+            </w:r>
+            <w:proofErr w:type="spellEnd"/>
+            <w:r>
+              <w:rPr>
+                <w:rFonts w:ascii="Consolas" w:hAnsi="Consolas" w:cs="Consolas"/>
+                <w:color w:val="000000"/>
+                <w:kern w:val="0"/>
+                <w:sz w:val="28"/>
+                <w:szCs w:val="28"/>
+              </w:rPr>
+              <w:t xml:space="preserve"> }</w:t>
             </w:r>
             <w:proofErr w:type="gramEnd"/>
             <w:r>
@@ -4203,6 +5129,7 @@
               </w:rPr>
               <w:t>"</w:t>
             </w:r>
+            <w:proofErr w:type="spellStart"/>
             <w:proofErr w:type="gramEnd"/>
             <w:r>
               <w:rPr>
@@ -4212,7 +5139,18 @@
                 <w:sz w:val="28"/>
                 <w:szCs w:val="28"/>
               </w:rPr>
-              <w:t>TsmEmployeeSalaryPayment"</w:t>
+              <w:t>TsmEmployeeSalaryPayment</w:t>
+            </w:r>
+            <w:proofErr w:type="spellEnd"/>
+            <w:r>
+              <w:rPr>
+                <w:rFonts w:ascii="Consolas" w:hAnsi="Consolas" w:cs="Consolas"/>
+                <w:color w:val="A31515"/>
+                <w:kern w:val="0"/>
+                <w:sz w:val="28"/>
+                <w:szCs w:val="28"/>
+              </w:rPr>
+              <w:t>"</w:t>
             </w:r>
             <w:r>
               <w:rPr>
@@ -4224,6 +5162,7 @@
               </w:rPr>
               <w:t xml:space="preserve">, () =&gt; </w:t>
             </w:r>
+            <w:proofErr w:type="spellStart"/>
             <w:proofErr w:type="gramStart"/>
             <w:r>
               <w:rPr>
@@ -4233,7 +5172,18 @@
                 <w:sz w:val="28"/>
                 <w:szCs w:val="28"/>
               </w:rPr>
-              <w:t>CurrentUser.EmployeeSalaryPayment }</w:t>
+              <w:t>CurrentUser.EmployeeSalaryPayment</w:t>
+            </w:r>
+            <w:proofErr w:type="spellEnd"/>
+            <w:r>
+              <w:rPr>
+                <w:rFonts w:ascii="Consolas" w:hAnsi="Consolas" w:cs="Consolas"/>
+                <w:color w:val="000000"/>
+                <w:kern w:val="0"/>
+                <w:sz w:val="28"/>
+                <w:szCs w:val="28"/>
+              </w:rPr>
+              <w:t xml:space="preserve"> }</w:t>
             </w:r>
             <w:proofErr w:type="gramEnd"/>
             <w:r>
@@ -4303,6 +5253,7 @@
               </w:rPr>
               <w:t xml:space="preserve">, () =&gt; </w:t>
             </w:r>
+            <w:proofErr w:type="spellStart"/>
             <w:proofErr w:type="gramStart"/>
             <w:r>
               <w:rPr>
@@ -4312,7 +5263,18 @@
                 <w:sz w:val="28"/>
                 <w:szCs w:val="28"/>
               </w:rPr>
-              <w:t>CurrentUser.EmployeeSalaryMovement }</w:t>
+              <w:t>CurrentUser.EmployeeSalaryMovement</w:t>
+            </w:r>
+            <w:proofErr w:type="spellEnd"/>
+            <w:r>
+              <w:rPr>
+                <w:rFonts w:ascii="Consolas" w:hAnsi="Consolas" w:cs="Consolas"/>
+                <w:color w:val="000000"/>
+                <w:kern w:val="0"/>
+                <w:sz w:val="28"/>
+                <w:szCs w:val="28"/>
+              </w:rPr>
+              <w:t xml:space="preserve"> }</w:t>
             </w:r>
             <w:proofErr w:type="gramEnd"/>
             <w:r>
@@ -4361,6 +5323,7 @@
               </w:rPr>
               <w:t>"</w:t>
             </w:r>
+            <w:proofErr w:type="spellStart"/>
             <w:proofErr w:type="gramEnd"/>
             <w:r>
               <w:rPr>
@@ -4370,7 +5333,18 @@
                 <w:sz w:val="28"/>
                 <w:szCs w:val="28"/>
               </w:rPr>
-              <w:t>TsmEmployeeBonusAdd"</w:t>
+              <w:t>TsmEmployeeBonusAdd</w:t>
+            </w:r>
+            <w:proofErr w:type="spellEnd"/>
+            <w:r>
+              <w:rPr>
+                <w:rFonts w:ascii="Consolas" w:hAnsi="Consolas" w:cs="Consolas"/>
+                <w:color w:val="A31515"/>
+                <w:kern w:val="0"/>
+                <w:sz w:val="28"/>
+                <w:szCs w:val="28"/>
+              </w:rPr>
+              <w:t>"</w:t>
             </w:r>
             <w:r>
               <w:rPr>
@@ -4382,6 +5356,7 @@
               </w:rPr>
               <w:t xml:space="preserve">, () =&gt; </w:t>
             </w:r>
+            <w:proofErr w:type="spellStart"/>
             <w:proofErr w:type="gramStart"/>
             <w:r>
               <w:rPr>
@@ -4391,7 +5366,18 @@
                 <w:sz w:val="28"/>
                 <w:szCs w:val="28"/>
               </w:rPr>
-              <w:t>CurrentUser.EmployeeBonusAdd }</w:t>
+              <w:t>CurrentUser.EmployeeBonusAdd</w:t>
+            </w:r>
+            <w:proofErr w:type="spellEnd"/>
+            <w:r>
+              <w:rPr>
+                <w:rFonts w:ascii="Consolas" w:hAnsi="Consolas" w:cs="Consolas"/>
+                <w:color w:val="000000"/>
+                <w:kern w:val="0"/>
+                <w:sz w:val="28"/>
+                <w:szCs w:val="28"/>
+              </w:rPr>
+              <w:t xml:space="preserve"> }</w:t>
             </w:r>
             <w:proofErr w:type="gramEnd"/>
             <w:r>
@@ -4440,6 +5426,7 @@
               </w:rPr>
               <w:t>"</w:t>
             </w:r>
+            <w:proofErr w:type="spellStart"/>
             <w:proofErr w:type="gramEnd"/>
             <w:r>
               <w:rPr>
@@ -4449,7 +5436,18 @@
                 <w:sz w:val="28"/>
                 <w:szCs w:val="28"/>
               </w:rPr>
-              <w:t>TsmEmployeePenaltyAdd"</w:t>
+              <w:t>TsmEmployeePenaltyAdd</w:t>
+            </w:r>
+            <w:proofErr w:type="spellEnd"/>
+            <w:r>
+              <w:rPr>
+                <w:rFonts w:ascii="Consolas" w:hAnsi="Consolas" w:cs="Consolas"/>
+                <w:color w:val="A31515"/>
+                <w:kern w:val="0"/>
+                <w:sz w:val="28"/>
+                <w:szCs w:val="28"/>
+              </w:rPr>
+              <w:t>"</w:t>
             </w:r>
             <w:r>
               <w:rPr>
@@ -4461,6 +5459,7 @@
               </w:rPr>
               <w:t xml:space="preserve">, () =&gt; </w:t>
             </w:r>
+            <w:proofErr w:type="spellStart"/>
             <w:proofErr w:type="gramStart"/>
             <w:r>
               <w:rPr>
@@ -4470,7 +5469,18 @@
                 <w:sz w:val="28"/>
                 <w:szCs w:val="28"/>
               </w:rPr>
-              <w:t>CurrentUser.EmployeePenaltyAdd }</w:t>
+              <w:t>CurrentUser.EmployeePenaltyAdd</w:t>
+            </w:r>
+            <w:proofErr w:type="spellEnd"/>
+            <w:r>
+              <w:rPr>
+                <w:rFonts w:ascii="Consolas" w:hAnsi="Consolas" w:cs="Consolas"/>
+                <w:color w:val="000000"/>
+                <w:kern w:val="0"/>
+                <w:sz w:val="28"/>
+                <w:szCs w:val="28"/>
+              </w:rPr>
+              <w:t xml:space="preserve"> }</w:t>
             </w:r>
             <w:proofErr w:type="gramEnd"/>
             <w:r>
@@ -4519,6 +5529,7 @@
               </w:rPr>
               <w:t>"</w:t>
             </w:r>
+            <w:proofErr w:type="spellStart"/>
             <w:proofErr w:type="gramEnd"/>
             <w:r>
               <w:rPr>
@@ -4528,7 +5539,18 @@
                 <w:sz w:val="28"/>
                 <w:szCs w:val="28"/>
               </w:rPr>
-              <w:t>TsmCarsAdd"</w:t>
+              <w:t>TsmCarsAdd</w:t>
+            </w:r>
+            <w:proofErr w:type="spellEnd"/>
+            <w:r>
+              <w:rPr>
+                <w:rFonts w:ascii="Consolas" w:hAnsi="Consolas" w:cs="Consolas"/>
+                <w:color w:val="A31515"/>
+                <w:kern w:val="0"/>
+                <w:sz w:val="28"/>
+                <w:szCs w:val="28"/>
+              </w:rPr>
+              <w:t>"</w:t>
             </w:r>
             <w:r>
               <w:rPr>
@@ -4540,6 +5562,7 @@
               </w:rPr>
               <w:t xml:space="preserve">, () =&gt; </w:t>
             </w:r>
+            <w:proofErr w:type="spellStart"/>
             <w:proofErr w:type="gramStart"/>
             <w:r>
               <w:rPr>
@@ -4549,7 +5572,18 @@
                 <w:sz w:val="28"/>
                 <w:szCs w:val="28"/>
               </w:rPr>
-              <w:t>CurrentUser.CarsAdd }</w:t>
+              <w:t>CurrentUser.CarsAdd</w:t>
+            </w:r>
+            <w:proofErr w:type="spellEnd"/>
+            <w:r>
+              <w:rPr>
+                <w:rFonts w:ascii="Consolas" w:hAnsi="Consolas" w:cs="Consolas"/>
+                <w:color w:val="000000"/>
+                <w:kern w:val="0"/>
+                <w:sz w:val="28"/>
+                <w:szCs w:val="28"/>
+              </w:rPr>
+              <w:t xml:space="preserve"> }</w:t>
             </w:r>
             <w:proofErr w:type="gramEnd"/>
             <w:r>
@@ -4598,6 +5632,7 @@
               </w:rPr>
               <w:t>"</w:t>
             </w:r>
+            <w:proofErr w:type="spellStart"/>
             <w:proofErr w:type="gramEnd"/>
             <w:r>
               <w:rPr>
@@ -4607,7 +5642,18 @@
                 <w:sz w:val="28"/>
                 <w:szCs w:val="28"/>
               </w:rPr>
-              <w:t>TsmCarsExpenses"</w:t>
+              <w:t>TsmCarsExpenses</w:t>
+            </w:r>
+            <w:proofErr w:type="spellEnd"/>
+            <w:r>
+              <w:rPr>
+                <w:rFonts w:ascii="Consolas" w:hAnsi="Consolas" w:cs="Consolas"/>
+                <w:color w:val="A31515"/>
+                <w:kern w:val="0"/>
+                <w:sz w:val="28"/>
+                <w:szCs w:val="28"/>
+              </w:rPr>
+              <w:t>"</w:t>
             </w:r>
             <w:r>
               <w:rPr>
@@ -4619,6 +5665,7 @@
               </w:rPr>
               <w:t xml:space="preserve">, () =&gt; </w:t>
             </w:r>
+            <w:proofErr w:type="spellStart"/>
             <w:proofErr w:type="gramStart"/>
             <w:r>
               <w:rPr>
@@ -4628,7 +5675,18 @@
                 <w:sz w:val="28"/>
                 <w:szCs w:val="28"/>
               </w:rPr>
-              <w:t>CurrentUser.CarsExpenses }</w:t>
+              <w:t>CurrentUser.CarsExpenses</w:t>
+            </w:r>
+            <w:proofErr w:type="spellEnd"/>
+            <w:r>
+              <w:rPr>
+                <w:rFonts w:ascii="Consolas" w:hAnsi="Consolas" w:cs="Consolas"/>
+                <w:color w:val="000000"/>
+                <w:kern w:val="0"/>
+                <w:sz w:val="28"/>
+                <w:szCs w:val="28"/>
+              </w:rPr>
+              <w:t xml:space="preserve"> }</w:t>
             </w:r>
             <w:proofErr w:type="gramEnd"/>
             <w:r>
@@ -4677,6 +5735,7 @@
               </w:rPr>
               <w:t>"</w:t>
             </w:r>
+            <w:proofErr w:type="spellStart"/>
             <w:proofErr w:type="gramEnd"/>
             <w:r>
               <w:rPr>
@@ -4686,7 +5745,18 @@
                 <w:sz w:val="28"/>
                 <w:szCs w:val="28"/>
               </w:rPr>
-              <w:t>TsmCarsExpensesMovement"</w:t>
+              <w:t>TsmCarsExpensesMovement</w:t>
+            </w:r>
+            <w:proofErr w:type="spellEnd"/>
+            <w:r>
+              <w:rPr>
+                <w:rFonts w:ascii="Consolas" w:hAnsi="Consolas" w:cs="Consolas"/>
+                <w:color w:val="A31515"/>
+                <w:kern w:val="0"/>
+                <w:sz w:val="28"/>
+                <w:szCs w:val="28"/>
+              </w:rPr>
+              <w:t>"</w:t>
             </w:r>
             <w:r>
               <w:rPr>
@@ -4698,6 +5768,7 @@
               </w:rPr>
               <w:t xml:space="preserve">, () =&gt; </w:t>
             </w:r>
+            <w:proofErr w:type="spellStart"/>
             <w:proofErr w:type="gramStart"/>
             <w:r>
               <w:rPr>
@@ -4707,7 +5778,18 @@
                 <w:sz w:val="28"/>
                 <w:szCs w:val="28"/>
               </w:rPr>
-              <w:t>CurrentUser.CarsExpensesMovement }</w:t>
+              <w:t>CurrentUser.CarsExpensesMovement</w:t>
+            </w:r>
+            <w:proofErr w:type="spellEnd"/>
+            <w:r>
+              <w:rPr>
+                <w:rFonts w:ascii="Consolas" w:hAnsi="Consolas" w:cs="Consolas"/>
+                <w:color w:val="000000"/>
+                <w:kern w:val="0"/>
+                <w:sz w:val="28"/>
+                <w:szCs w:val="28"/>
+              </w:rPr>
+              <w:t xml:space="preserve"> }</w:t>
             </w:r>
             <w:proofErr w:type="gramEnd"/>
             <w:r>
@@ -4756,6 +5838,7 @@
               </w:rPr>
               <w:t>"</w:t>
             </w:r>
+            <w:proofErr w:type="spellStart"/>
             <w:proofErr w:type="gramEnd"/>
             <w:r>
               <w:rPr>
@@ -4765,7 +5848,18 @@
                 <w:sz w:val="28"/>
                 <w:szCs w:val="28"/>
               </w:rPr>
-              <w:t>TsmBackupSave"</w:t>
+              <w:t>TsmBackupSave</w:t>
+            </w:r>
+            <w:proofErr w:type="spellEnd"/>
+            <w:r>
+              <w:rPr>
+                <w:rFonts w:ascii="Consolas" w:hAnsi="Consolas" w:cs="Consolas"/>
+                <w:color w:val="A31515"/>
+                <w:kern w:val="0"/>
+                <w:sz w:val="28"/>
+                <w:szCs w:val="28"/>
+              </w:rPr>
+              <w:t>"</w:t>
             </w:r>
             <w:r>
               <w:rPr>
@@ -4777,6 +5871,7 @@
               </w:rPr>
               <w:t xml:space="preserve">, () =&gt; </w:t>
             </w:r>
+            <w:proofErr w:type="spellStart"/>
             <w:proofErr w:type="gramStart"/>
             <w:r>
               <w:rPr>
@@ -4786,7 +5881,18 @@
                 <w:sz w:val="28"/>
                 <w:szCs w:val="28"/>
               </w:rPr>
-              <w:t>CurrentUser.BackupSave }</w:t>
+              <w:t>CurrentUser.BackupSave</w:t>
+            </w:r>
+            <w:proofErr w:type="spellEnd"/>
+            <w:r>
+              <w:rPr>
+                <w:rFonts w:ascii="Consolas" w:hAnsi="Consolas" w:cs="Consolas"/>
+                <w:color w:val="000000"/>
+                <w:kern w:val="0"/>
+                <w:sz w:val="28"/>
+                <w:szCs w:val="28"/>
+              </w:rPr>
+              <w:t xml:space="preserve"> }</w:t>
             </w:r>
             <w:proofErr w:type="gramEnd"/>
             <w:r>
@@ -4835,6 +5941,7 @@
               </w:rPr>
               <w:t>"</w:t>
             </w:r>
+            <w:proofErr w:type="spellStart"/>
             <w:proofErr w:type="gramEnd"/>
             <w:r>
               <w:rPr>
@@ -4844,7 +5951,18 @@
                 <w:sz w:val="28"/>
                 <w:szCs w:val="28"/>
               </w:rPr>
-              <w:t>TsmBackupRestore"</w:t>
+              <w:t>TsmBackupRestore</w:t>
+            </w:r>
+            <w:proofErr w:type="spellEnd"/>
+            <w:r>
+              <w:rPr>
+                <w:rFonts w:ascii="Consolas" w:hAnsi="Consolas" w:cs="Consolas"/>
+                <w:color w:val="A31515"/>
+                <w:kern w:val="0"/>
+                <w:sz w:val="28"/>
+                <w:szCs w:val="28"/>
+              </w:rPr>
+              <w:t>"</w:t>
             </w:r>
             <w:r>
               <w:rPr>
@@ -4856,6 +5974,7 @@
               </w:rPr>
               <w:t xml:space="preserve">, () =&gt; </w:t>
             </w:r>
+            <w:proofErr w:type="spellStart"/>
             <w:proofErr w:type="gramStart"/>
             <w:r>
               <w:rPr>
@@ -4865,7 +5984,18 @@
                 <w:sz w:val="28"/>
                 <w:szCs w:val="28"/>
               </w:rPr>
-              <w:t>CurrentUser.BackupRestore }</w:t>
+              <w:t>CurrentUser.BackupRestore</w:t>
+            </w:r>
+            <w:proofErr w:type="spellEnd"/>
+            <w:r>
+              <w:rPr>
+                <w:rFonts w:ascii="Consolas" w:hAnsi="Consolas" w:cs="Consolas"/>
+                <w:color w:val="000000"/>
+                <w:kern w:val="0"/>
+                <w:sz w:val="28"/>
+                <w:szCs w:val="28"/>
+              </w:rPr>
+              <w:t xml:space="preserve"> }</w:t>
             </w:r>
             <w:proofErr w:type="gramEnd"/>
             <w:r>
@@ -4914,6 +6044,7 @@
               </w:rPr>
               <w:t>"</w:t>
             </w:r>
+            <w:proofErr w:type="spellStart"/>
             <w:proofErr w:type="gramEnd"/>
             <w:r>
               <w:rPr>
@@ -4923,7 +6054,18 @@
                 <w:sz w:val="28"/>
                 <w:szCs w:val="28"/>
               </w:rPr>
-              <w:t>TsmSettingsGeneral"</w:t>
+              <w:t>TsmSettingsGeneral</w:t>
+            </w:r>
+            <w:proofErr w:type="spellEnd"/>
+            <w:r>
+              <w:rPr>
+                <w:rFonts w:ascii="Consolas" w:hAnsi="Consolas" w:cs="Consolas"/>
+                <w:color w:val="A31515"/>
+                <w:kern w:val="0"/>
+                <w:sz w:val="28"/>
+                <w:szCs w:val="28"/>
+              </w:rPr>
+              <w:t>"</w:t>
             </w:r>
             <w:r>
               <w:rPr>
@@ -4935,6 +6077,7 @@
               </w:rPr>
               <w:t xml:space="preserve">, () =&gt; </w:t>
             </w:r>
+            <w:proofErr w:type="spellStart"/>
             <w:proofErr w:type="gramStart"/>
             <w:r>
               <w:rPr>
@@ -4944,7 +6087,18 @@
                 <w:sz w:val="28"/>
                 <w:szCs w:val="28"/>
               </w:rPr>
-              <w:t>CurrentUser.SettingsGeneral }</w:t>
+              <w:t>CurrentUser.SettingsGeneral</w:t>
+            </w:r>
+            <w:proofErr w:type="spellEnd"/>
+            <w:r>
+              <w:rPr>
+                <w:rFonts w:ascii="Consolas" w:hAnsi="Consolas" w:cs="Consolas"/>
+                <w:color w:val="000000"/>
+                <w:kern w:val="0"/>
+                <w:sz w:val="28"/>
+                <w:szCs w:val="28"/>
+              </w:rPr>
+              <w:t xml:space="preserve"> }</w:t>
             </w:r>
             <w:proofErr w:type="gramEnd"/>
             <w:r>
@@ -4993,6 +6147,7 @@
               </w:rPr>
               <w:t>"</w:t>
             </w:r>
+            <w:proofErr w:type="spellStart"/>
             <w:proofErr w:type="gramEnd"/>
             <w:r>
               <w:rPr>
@@ -5002,7 +6157,18 @@
                 <w:sz w:val="28"/>
                 <w:szCs w:val="28"/>
               </w:rPr>
-              <w:t>TsmSystemReset"</w:t>
+              <w:t>TsmSystemReset</w:t>
+            </w:r>
+            <w:proofErr w:type="spellEnd"/>
+            <w:r>
+              <w:rPr>
+                <w:rFonts w:ascii="Consolas" w:hAnsi="Consolas" w:cs="Consolas"/>
+                <w:color w:val="A31515"/>
+                <w:kern w:val="0"/>
+                <w:sz w:val="28"/>
+                <w:szCs w:val="28"/>
+              </w:rPr>
+              <w:t>"</w:t>
             </w:r>
             <w:r>
               <w:rPr>
@@ -5014,6 +6180,7 @@
               </w:rPr>
               <w:t xml:space="preserve">, () =&gt; </w:t>
             </w:r>
+            <w:proofErr w:type="spellStart"/>
             <w:proofErr w:type="gramStart"/>
             <w:r>
               <w:rPr>
@@ -5023,7 +6190,18 @@
                 <w:sz w:val="28"/>
                 <w:szCs w:val="28"/>
               </w:rPr>
-              <w:t>CurrentUser.SystemReset }</w:t>
+              <w:t>CurrentUser.SystemReset</w:t>
+            </w:r>
+            <w:proofErr w:type="spellEnd"/>
+            <w:r>
+              <w:rPr>
+                <w:rFonts w:ascii="Consolas" w:hAnsi="Consolas" w:cs="Consolas"/>
+                <w:color w:val="000000"/>
+                <w:kern w:val="0"/>
+                <w:sz w:val="28"/>
+                <w:szCs w:val="28"/>
+              </w:rPr>
+              <w:t xml:space="preserve"> }</w:t>
             </w:r>
             <w:proofErr w:type="gramEnd"/>
             <w:r>
@@ -5072,6 +6250,7 @@
               </w:rPr>
               <w:t>"</w:t>
             </w:r>
+            <w:proofErr w:type="spellStart"/>
             <w:proofErr w:type="gramEnd"/>
             <w:r>
               <w:rPr>
@@ -5081,7 +6260,18 @@
                 <w:sz w:val="28"/>
                 <w:szCs w:val="28"/>
               </w:rPr>
-              <w:t>TsmLicense"</w:t>
+              <w:t>TsmLicense</w:t>
+            </w:r>
+            <w:proofErr w:type="spellEnd"/>
+            <w:r>
+              <w:rPr>
+                <w:rFonts w:ascii="Consolas" w:hAnsi="Consolas" w:cs="Consolas"/>
+                <w:color w:val="A31515"/>
+                <w:kern w:val="0"/>
+                <w:sz w:val="28"/>
+                <w:szCs w:val="28"/>
+              </w:rPr>
+              <w:t>"</w:t>
             </w:r>
             <w:r>
               <w:rPr>
@@ -5093,6 +6283,7 @@
               </w:rPr>
               <w:t xml:space="preserve">, () =&gt; </w:t>
             </w:r>
+            <w:proofErr w:type="spellStart"/>
             <w:proofErr w:type="gramStart"/>
             <w:r>
               <w:rPr>
@@ -5102,7 +6293,18 @@
                 <w:sz w:val="28"/>
                 <w:szCs w:val="28"/>
               </w:rPr>
-              <w:t>CurrentUser.License }</w:t>
+              <w:t>CurrentUser.License</w:t>
+            </w:r>
+            <w:proofErr w:type="spellEnd"/>
+            <w:r>
+              <w:rPr>
+                <w:rFonts w:ascii="Consolas" w:hAnsi="Consolas" w:cs="Consolas"/>
+                <w:color w:val="000000"/>
+                <w:kern w:val="0"/>
+                <w:sz w:val="28"/>
+                <w:szCs w:val="28"/>
+              </w:rPr>
+              <w:t xml:space="preserve"> }</w:t>
             </w:r>
             <w:proofErr w:type="gramEnd"/>
             <w:r>
@@ -5151,6 +6353,7 @@
               </w:rPr>
               <w:t>"</w:t>
             </w:r>
+            <w:proofErr w:type="spellStart"/>
             <w:proofErr w:type="gramEnd"/>
             <w:r>
               <w:rPr>
@@ -5160,7 +6363,18 @@
                 <w:sz w:val="28"/>
                 <w:szCs w:val="28"/>
               </w:rPr>
-              <w:t>TsmCallUs"</w:t>
+              <w:t>TsmCallUs</w:t>
+            </w:r>
+            <w:proofErr w:type="spellEnd"/>
+            <w:r>
+              <w:rPr>
+                <w:rFonts w:ascii="Consolas" w:hAnsi="Consolas" w:cs="Consolas"/>
+                <w:color w:val="A31515"/>
+                <w:kern w:val="0"/>
+                <w:sz w:val="28"/>
+                <w:szCs w:val="28"/>
+              </w:rPr>
+              <w:t>"</w:t>
             </w:r>
             <w:r>
               <w:rPr>
@@ -5172,6 +6386,7 @@
               </w:rPr>
               <w:t xml:space="preserve">, () =&gt; </w:t>
             </w:r>
+            <w:proofErr w:type="spellStart"/>
             <w:proofErr w:type="gramStart"/>
             <w:r>
               <w:rPr>
@@ -5181,7 +6396,18 @@
                 <w:sz w:val="28"/>
                 <w:szCs w:val="28"/>
               </w:rPr>
-              <w:t>CurrentUser.CallUs }</w:t>
+              <w:t>CurrentUser.CallUs</w:t>
+            </w:r>
+            <w:proofErr w:type="spellEnd"/>
+            <w:r>
+              <w:rPr>
+                <w:rFonts w:ascii="Consolas" w:hAnsi="Consolas" w:cs="Consolas"/>
+                <w:color w:val="000000"/>
+                <w:kern w:val="0"/>
+                <w:sz w:val="28"/>
+                <w:szCs w:val="28"/>
+              </w:rPr>
+              <w:t xml:space="preserve"> }</w:t>
             </w:r>
             <w:proofErr w:type="gramEnd"/>
             <w:r>
@@ -5230,6 +6456,7 @@
               </w:rPr>
               <w:t>"</w:t>
             </w:r>
+            <w:proofErr w:type="spellStart"/>
             <w:proofErr w:type="gramEnd"/>
             <w:r>
               <w:rPr>
@@ -5239,7 +6466,18 @@
                 <w:sz w:val="28"/>
                 <w:szCs w:val="28"/>
               </w:rPr>
-              <w:t>TsmAddClient"</w:t>
+              <w:t>TsmAddClient</w:t>
+            </w:r>
+            <w:proofErr w:type="spellEnd"/>
+            <w:r>
+              <w:rPr>
+                <w:rFonts w:ascii="Consolas" w:hAnsi="Consolas" w:cs="Consolas"/>
+                <w:color w:val="A31515"/>
+                <w:kern w:val="0"/>
+                <w:sz w:val="28"/>
+                <w:szCs w:val="28"/>
+              </w:rPr>
+              <w:t>"</w:t>
             </w:r>
             <w:r>
               <w:rPr>
@@ -5251,6 +6489,7 @@
               </w:rPr>
               <w:t xml:space="preserve">, () =&gt; </w:t>
             </w:r>
+            <w:proofErr w:type="spellStart"/>
             <w:proofErr w:type="gramStart"/>
             <w:r>
               <w:rPr>
@@ -5260,7 +6499,18 @@
                 <w:sz w:val="28"/>
                 <w:szCs w:val="28"/>
               </w:rPr>
-              <w:t>CurrentUser.ClientAdd }</w:t>
+              <w:t>CurrentUser.ClientAdd</w:t>
+            </w:r>
+            <w:proofErr w:type="spellEnd"/>
+            <w:r>
+              <w:rPr>
+                <w:rFonts w:ascii="Consolas" w:hAnsi="Consolas" w:cs="Consolas"/>
+                <w:color w:val="000000"/>
+                <w:kern w:val="0"/>
+                <w:sz w:val="28"/>
+                <w:szCs w:val="28"/>
+              </w:rPr>
+              <w:t xml:space="preserve"> }</w:t>
             </w:r>
             <w:proofErr w:type="gramEnd"/>
             <w:r>
@@ -5309,6 +6559,7 @@
               </w:rPr>
               <w:t>"</w:t>
             </w:r>
+            <w:proofErr w:type="spellStart"/>
             <w:proofErr w:type="gramEnd"/>
             <w:r>
               <w:rPr>
@@ -5318,7 +6569,18 @@
                 <w:sz w:val="28"/>
                 <w:szCs w:val="28"/>
               </w:rPr>
-              <w:t>TsmClientsMoneyFrom"</w:t>
+              <w:t>TsmClientsMoneyFrom</w:t>
+            </w:r>
+            <w:proofErr w:type="spellEnd"/>
+            <w:r>
+              <w:rPr>
+                <w:rFonts w:ascii="Consolas" w:hAnsi="Consolas" w:cs="Consolas"/>
+                <w:color w:val="A31515"/>
+                <w:kern w:val="0"/>
+                <w:sz w:val="28"/>
+                <w:szCs w:val="28"/>
+              </w:rPr>
+              <w:t>"</w:t>
             </w:r>
             <w:r>
               <w:rPr>
@@ -5330,6 +6592,7 @@
               </w:rPr>
               <w:t xml:space="preserve">, () =&gt; </w:t>
             </w:r>
+            <w:proofErr w:type="spellStart"/>
             <w:proofErr w:type="gramStart"/>
             <w:r>
               <w:rPr>
@@ -5339,7 +6602,18 @@
                 <w:sz w:val="28"/>
                 <w:szCs w:val="28"/>
               </w:rPr>
-              <w:t>CurrentUser.ClientsMoney }</w:t>
+              <w:t>CurrentUser.ClientsMoney</w:t>
+            </w:r>
+            <w:proofErr w:type="spellEnd"/>
+            <w:r>
+              <w:rPr>
+                <w:rFonts w:ascii="Consolas" w:hAnsi="Consolas" w:cs="Consolas"/>
+                <w:color w:val="000000"/>
+                <w:kern w:val="0"/>
+                <w:sz w:val="28"/>
+                <w:szCs w:val="28"/>
+              </w:rPr>
+              <w:t xml:space="preserve"> }</w:t>
             </w:r>
             <w:proofErr w:type="gramEnd"/>
             <w:r>
@@ -5390,6 +6664,7 @@
               </w:rPr>
               <w:t>"</w:t>
             </w:r>
+            <w:proofErr w:type="spellStart"/>
             <w:proofErr w:type="gramEnd"/>
             <w:r>
               <w:rPr>
@@ -5400,19 +6675,32 @@
                 <w:szCs w:val="28"/>
                 <w:highlight w:val="yellow"/>
               </w:rPr>
-              <w:t>TsmClientsMoneyTo"</w:t>
-            </w:r>
-            <w:r>
-              <w:rPr>
-                <w:rFonts w:ascii="Consolas" w:hAnsi="Consolas" w:cs="Consolas"/>
-                <w:color w:val="000000"/>
+              <w:t>TsmClientsMoneyTo</w:t>
+            </w:r>
+            <w:proofErr w:type="spellEnd"/>
+            <w:r>
+              <w:rPr>
+                <w:rFonts w:ascii="Consolas" w:hAnsi="Consolas" w:cs="Consolas"/>
+                <w:color w:val="A31515"/>
                 <w:kern w:val="0"/>
                 <w:sz w:val="28"/>
                 <w:szCs w:val="28"/>
                 <w:highlight w:val="yellow"/>
               </w:rPr>
+              <w:t>"</w:t>
+            </w:r>
+            <w:r>
+              <w:rPr>
+                <w:rFonts w:ascii="Consolas" w:hAnsi="Consolas" w:cs="Consolas"/>
+                <w:color w:val="000000"/>
+                <w:kern w:val="0"/>
+                <w:sz w:val="28"/>
+                <w:szCs w:val="28"/>
+                <w:highlight w:val="yellow"/>
+              </w:rPr>
               <w:t xml:space="preserve">, () =&gt; </w:t>
             </w:r>
+            <w:proofErr w:type="spellStart"/>
             <w:proofErr w:type="gramStart"/>
             <w:r>
               <w:rPr>
@@ -5423,7 +6711,19 @@
                 <w:szCs w:val="28"/>
                 <w:highlight w:val="yellow"/>
               </w:rPr>
-              <w:t>CurrentUser.ClientsMoney }</w:t>
+              <w:t>CurrentUser.ClientsMoney</w:t>
+            </w:r>
+            <w:proofErr w:type="spellEnd"/>
+            <w:r>
+              <w:rPr>
+                <w:rFonts w:ascii="Consolas" w:hAnsi="Consolas" w:cs="Consolas"/>
+                <w:color w:val="000000"/>
+                <w:kern w:val="0"/>
+                <w:sz w:val="28"/>
+                <w:szCs w:val="28"/>
+                <w:highlight w:val="yellow"/>
+              </w:rPr>
+              <w:t xml:space="preserve"> }</w:t>
             </w:r>
             <w:proofErr w:type="gramEnd"/>
             <w:r>
@@ -5473,6 +6773,7 @@
               </w:rPr>
               <w:t>"</w:t>
             </w:r>
+            <w:proofErr w:type="spellStart"/>
             <w:proofErr w:type="gramEnd"/>
             <w:r>
               <w:rPr>
@@ -5482,7 +6783,18 @@
                 <w:sz w:val="28"/>
                 <w:szCs w:val="28"/>
               </w:rPr>
-              <w:t>TsmExplainSystem"</w:t>
+              <w:t>TsmExplainSystem</w:t>
+            </w:r>
+            <w:proofErr w:type="spellEnd"/>
+            <w:r>
+              <w:rPr>
+                <w:rFonts w:ascii="Consolas" w:hAnsi="Consolas" w:cs="Consolas"/>
+                <w:color w:val="A31515"/>
+                <w:kern w:val="0"/>
+                <w:sz w:val="28"/>
+                <w:szCs w:val="28"/>
+              </w:rPr>
+              <w:t>"</w:t>
             </w:r>
             <w:r>
               <w:rPr>
@@ -5494,6 +6806,7 @@
               </w:rPr>
               <w:t xml:space="preserve">, () =&gt; </w:t>
             </w:r>
+            <w:proofErr w:type="spellStart"/>
             <w:proofErr w:type="gramStart"/>
             <w:r>
               <w:rPr>
@@ -5503,7 +6816,18 @@
                 <w:sz w:val="28"/>
                 <w:szCs w:val="28"/>
               </w:rPr>
-              <w:t>CurrentUser.ExplainSystem }</w:t>
+              <w:t>CurrentUser.ExplainSystem</w:t>
+            </w:r>
+            <w:proofErr w:type="spellEnd"/>
+            <w:r>
+              <w:rPr>
+                <w:rFonts w:ascii="Consolas" w:hAnsi="Consolas" w:cs="Consolas"/>
+                <w:color w:val="000000"/>
+                <w:kern w:val="0"/>
+                <w:sz w:val="28"/>
+                <w:szCs w:val="28"/>
+              </w:rPr>
+              <w:t xml:space="preserve"> }</w:t>
             </w:r>
             <w:proofErr w:type="gramEnd"/>
             <w:r>
@@ -5573,6 +6897,7 @@
               </w:rPr>
               <w:t xml:space="preserve">, () =&gt; </w:t>
             </w:r>
+            <w:proofErr w:type="spellStart"/>
             <w:proofErr w:type="gramStart"/>
             <w:r>
               <w:rPr>
@@ -5582,7 +6907,18 @@
                 <w:sz w:val="28"/>
                 <w:szCs w:val="28"/>
               </w:rPr>
-              <w:t>CurrentUser.ProducerNewAdd }</w:t>
+              <w:t>CurrentUser.ProducerNewAdd</w:t>
+            </w:r>
+            <w:proofErr w:type="spellEnd"/>
+            <w:r>
+              <w:rPr>
+                <w:rFonts w:ascii="Consolas" w:hAnsi="Consolas" w:cs="Consolas"/>
+                <w:color w:val="000000"/>
+                <w:kern w:val="0"/>
+                <w:sz w:val="28"/>
+                <w:szCs w:val="28"/>
+              </w:rPr>
+              <w:t xml:space="preserve"> }</w:t>
             </w:r>
             <w:proofErr w:type="gramEnd"/>
             <w:r>
@@ -5631,6 +6967,7 @@
               </w:rPr>
               <w:t>"</w:t>
             </w:r>
+            <w:proofErr w:type="spellStart"/>
             <w:proofErr w:type="gramEnd"/>
             <w:r>
               <w:rPr>
@@ -5640,7 +6977,18 @@
                 <w:sz w:val="28"/>
                 <w:szCs w:val="28"/>
               </w:rPr>
-              <w:t>TsmStoreNewAdd"</w:t>
+              <w:t>TsmStoreNewAdd</w:t>
+            </w:r>
+            <w:proofErr w:type="spellEnd"/>
+            <w:r>
+              <w:rPr>
+                <w:rFonts w:ascii="Consolas" w:hAnsi="Consolas" w:cs="Consolas"/>
+                <w:color w:val="A31515"/>
+                <w:kern w:val="0"/>
+                <w:sz w:val="28"/>
+                <w:szCs w:val="28"/>
+              </w:rPr>
+              <w:t>"</w:t>
             </w:r>
             <w:r>
               <w:rPr>
@@ -5652,6 +7000,7 @@
               </w:rPr>
               <w:t xml:space="preserve">, () =&gt; </w:t>
             </w:r>
+            <w:proofErr w:type="spellStart"/>
             <w:proofErr w:type="gramStart"/>
             <w:r>
               <w:rPr>
@@ -5661,7 +7010,18 @@
                 <w:sz w:val="28"/>
                 <w:szCs w:val="28"/>
               </w:rPr>
-              <w:t>CurrentUser.StoreNewAdd }</w:t>
+              <w:t>CurrentUser.StoreNewAdd</w:t>
+            </w:r>
+            <w:proofErr w:type="spellEnd"/>
+            <w:r>
+              <w:rPr>
+                <w:rFonts w:ascii="Consolas" w:hAnsi="Consolas" w:cs="Consolas"/>
+                <w:color w:val="000000"/>
+                <w:kern w:val="0"/>
+                <w:sz w:val="28"/>
+                <w:szCs w:val="28"/>
+              </w:rPr>
+              <w:t xml:space="preserve"> }</w:t>
             </w:r>
             <w:proofErr w:type="gramEnd"/>
             <w:r>
@@ -5710,6 +7070,7 @@
               </w:rPr>
               <w:t>"</w:t>
             </w:r>
+            <w:proofErr w:type="spellStart"/>
             <w:proofErr w:type="gramEnd"/>
             <w:r>
               <w:rPr>
@@ -5719,7 +7080,18 @@
                 <w:sz w:val="28"/>
                 <w:szCs w:val="28"/>
               </w:rPr>
-              <w:t>TsmPrices"</w:t>
+              <w:t>TsmPrices</w:t>
+            </w:r>
+            <w:proofErr w:type="spellEnd"/>
+            <w:r>
+              <w:rPr>
+                <w:rFonts w:ascii="Consolas" w:hAnsi="Consolas" w:cs="Consolas"/>
+                <w:color w:val="A31515"/>
+                <w:kern w:val="0"/>
+                <w:sz w:val="28"/>
+                <w:szCs w:val="28"/>
+              </w:rPr>
+              <w:t>"</w:t>
             </w:r>
             <w:r>
               <w:rPr>
@@ -5731,6 +7103,7 @@
               </w:rPr>
               <w:t xml:space="preserve">, () =&gt; </w:t>
             </w:r>
+            <w:proofErr w:type="spellStart"/>
             <w:proofErr w:type="gramStart"/>
             <w:r>
               <w:rPr>
@@ -5740,7 +7113,18 @@
                 <w:sz w:val="28"/>
                 <w:szCs w:val="28"/>
               </w:rPr>
-              <w:t>CurrentUser.Prices }</w:t>
+              <w:t>CurrentUser.Prices</w:t>
+            </w:r>
+            <w:proofErr w:type="spellEnd"/>
+            <w:r>
+              <w:rPr>
+                <w:rFonts w:ascii="Consolas" w:hAnsi="Consolas" w:cs="Consolas"/>
+                <w:color w:val="000000"/>
+                <w:kern w:val="0"/>
+                <w:sz w:val="28"/>
+                <w:szCs w:val="28"/>
+              </w:rPr>
+              <w:t xml:space="preserve"> }</w:t>
             </w:r>
             <w:proofErr w:type="gramEnd"/>
             <w:r>
@@ -5789,6 +7173,7 @@
               </w:rPr>
               <w:t>"</w:t>
             </w:r>
+            <w:proofErr w:type="spellStart"/>
             <w:proofErr w:type="gramEnd"/>
             <w:r>
               <w:rPr>
@@ -5798,7 +7183,18 @@
                 <w:sz w:val="28"/>
                 <w:szCs w:val="28"/>
               </w:rPr>
-              <w:t>TsmProducerUpdate"</w:t>
+              <w:t>TsmProducerUpdate</w:t>
+            </w:r>
+            <w:proofErr w:type="spellEnd"/>
+            <w:r>
+              <w:rPr>
+                <w:rFonts w:ascii="Consolas" w:hAnsi="Consolas" w:cs="Consolas"/>
+                <w:color w:val="A31515"/>
+                <w:kern w:val="0"/>
+                <w:sz w:val="28"/>
+                <w:szCs w:val="28"/>
+              </w:rPr>
+              <w:t>"</w:t>
             </w:r>
             <w:r>
               <w:rPr>
@@ -5810,6 +7206,7 @@
               </w:rPr>
               <w:t xml:space="preserve">, () =&gt; </w:t>
             </w:r>
+            <w:proofErr w:type="spellStart"/>
             <w:proofErr w:type="gramStart"/>
             <w:r>
               <w:rPr>
@@ -5819,7 +7216,18 @@
                 <w:sz w:val="28"/>
                 <w:szCs w:val="28"/>
               </w:rPr>
-              <w:t>CurrentUser.ProducerUpdate }</w:t>
+              <w:t>CurrentUser.ProducerUpdate</w:t>
+            </w:r>
+            <w:proofErr w:type="spellEnd"/>
+            <w:r>
+              <w:rPr>
+                <w:rFonts w:ascii="Consolas" w:hAnsi="Consolas" w:cs="Consolas"/>
+                <w:color w:val="000000"/>
+                <w:kern w:val="0"/>
+                <w:sz w:val="28"/>
+                <w:szCs w:val="28"/>
+              </w:rPr>
+              <w:t xml:space="preserve"> }</w:t>
             </w:r>
             <w:proofErr w:type="gramEnd"/>
             <w:r>
@@ -5868,6 +7276,7 @@
               </w:rPr>
               <w:t>"</w:t>
             </w:r>
+            <w:proofErr w:type="spellStart"/>
             <w:proofErr w:type="gramEnd"/>
             <w:r>
               <w:rPr>
@@ -5877,7 +7286,18 @@
                 <w:sz w:val="28"/>
                 <w:szCs w:val="28"/>
               </w:rPr>
-              <w:t>TsmStoreToStore"</w:t>
+              <w:t>TsmStoreToStore</w:t>
+            </w:r>
+            <w:proofErr w:type="spellEnd"/>
+            <w:r>
+              <w:rPr>
+                <w:rFonts w:ascii="Consolas" w:hAnsi="Consolas" w:cs="Consolas"/>
+                <w:color w:val="A31515"/>
+                <w:kern w:val="0"/>
+                <w:sz w:val="28"/>
+                <w:szCs w:val="28"/>
+              </w:rPr>
+              <w:t>"</w:t>
             </w:r>
             <w:r>
               <w:rPr>
@@ -5889,6 +7309,7 @@
               </w:rPr>
               <w:t xml:space="preserve">, () =&gt; </w:t>
             </w:r>
+            <w:proofErr w:type="spellStart"/>
             <w:proofErr w:type="gramStart"/>
             <w:r>
               <w:rPr>
@@ -5898,7 +7319,18 @@
                 <w:sz w:val="28"/>
                 <w:szCs w:val="28"/>
               </w:rPr>
-              <w:t>CurrentUser.StoreToStore }</w:t>
+              <w:t>CurrentUser.StoreToStore</w:t>
+            </w:r>
+            <w:proofErr w:type="spellEnd"/>
+            <w:r>
+              <w:rPr>
+                <w:rFonts w:ascii="Consolas" w:hAnsi="Consolas" w:cs="Consolas"/>
+                <w:color w:val="000000"/>
+                <w:kern w:val="0"/>
+                <w:sz w:val="28"/>
+                <w:szCs w:val="28"/>
+              </w:rPr>
+              <w:t xml:space="preserve"> }</w:t>
             </w:r>
             <w:proofErr w:type="gramEnd"/>
             <w:r>
@@ -5947,6 +7379,7 @@
               </w:rPr>
               <w:t>"</w:t>
             </w:r>
+            <w:proofErr w:type="spellStart"/>
             <w:proofErr w:type="gramEnd"/>
             <w:r>
               <w:rPr>
@@ -5956,7 +7389,18 @@
                 <w:sz w:val="28"/>
                 <w:szCs w:val="28"/>
               </w:rPr>
-              <w:t>TsmProductMovement"</w:t>
+              <w:t>TsmProductMovement</w:t>
+            </w:r>
+            <w:proofErr w:type="spellEnd"/>
+            <w:r>
+              <w:rPr>
+                <w:rFonts w:ascii="Consolas" w:hAnsi="Consolas" w:cs="Consolas"/>
+                <w:color w:val="A31515"/>
+                <w:kern w:val="0"/>
+                <w:sz w:val="28"/>
+                <w:szCs w:val="28"/>
+              </w:rPr>
+              <w:t>"</w:t>
             </w:r>
             <w:r>
               <w:rPr>
@@ -5968,6 +7412,7 @@
               </w:rPr>
               <w:t xml:space="preserve">, () =&gt; </w:t>
             </w:r>
+            <w:proofErr w:type="spellStart"/>
             <w:proofErr w:type="gramStart"/>
             <w:r>
               <w:rPr>
@@ -5977,7 +7422,18 @@
                 <w:sz w:val="28"/>
                 <w:szCs w:val="28"/>
               </w:rPr>
-              <w:t>CurrentUser.ProductMovement }</w:t>
+              <w:t>CurrentUser.ProductMovement</w:t>
+            </w:r>
+            <w:proofErr w:type="spellEnd"/>
+            <w:r>
+              <w:rPr>
+                <w:rFonts w:ascii="Consolas" w:hAnsi="Consolas" w:cs="Consolas"/>
+                <w:color w:val="000000"/>
+                <w:kern w:val="0"/>
+                <w:sz w:val="28"/>
+                <w:szCs w:val="28"/>
+              </w:rPr>
+              <w:t xml:space="preserve"> }</w:t>
             </w:r>
             <w:proofErr w:type="gramEnd"/>
             <w:r>
@@ -6026,6 +7482,7 @@
               </w:rPr>
               <w:t>"</w:t>
             </w:r>
+            <w:proofErr w:type="spellStart"/>
             <w:proofErr w:type="gramEnd"/>
             <w:r>
               <w:rPr>
@@ -6035,7 +7492,18 @@
                 <w:sz w:val="28"/>
                 <w:szCs w:val="28"/>
               </w:rPr>
-              <w:t>TsmBoxMovement"</w:t>
+              <w:t>TsmBoxMovement</w:t>
+            </w:r>
+            <w:proofErr w:type="spellEnd"/>
+            <w:r>
+              <w:rPr>
+                <w:rFonts w:ascii="Consolas" w:hAnsi="Consolas" w:cs="Consolas"/>
+                <w:color w:val="A31515"/>
+                <w:kern w:val="0"/>
+                <w:sz w:val="28"/>
+                <w:szCs w:val="28"/>
+              </w:rPr>
+              <w:t>"</w:t>
             </w:r>
             <w:r>
               <w:rPr>
@@ -6047,6 +7515,7 @@
               </w:rPr>
               <w:t xml:space="preserve">, () =&gt; </w:t>
             </w:r>
+            <w:proofErr w:type="spellStart"/>
             <w:proofErr w:type="gramStart"/>
             <w:r>
               <w:rPr>
@@ -6056,7 +7525,18 @@
                 <w:sz w:val="28"/>
                 <w:szCs w:val="28"/>
               </w:rPr>
-              <w:t>CurrentUser.BoxMovement }</w:t>
+              <w:t>CurrentUser.BoxMovement</w:t>
+            </w:r>
+            <w:proofErr w:type="spellEnd"/>
+            <w:r>
+              <w:rPr>
+                <w:rFonts w:ascii="Consolas" w:hAnsi="Consolas" w:cs="Consolas"/>
+                <w:color w:val="000000"/>
+                <w:kern w:val="0"/>
+                <w:sz w:val="28"/>
+                <w:szCs w:val="28"/>
+              </w:rPr>
+              <w:t xml:space="preserve"> }</w:t>
             </w:r>
             <w:proofErr w:type="gramEnd"/>
             <w:r>
@@ -6105,6 +7585,7 @@
               </w:rPr>
               <w:t>"</w:t>
             </w:r>
+            <w:proofErr w:type="spellStart"/>
             <w:proofErr w:type="gramEnd"/>
             <w:r>
               <w:rPr>
@@ -6114,7 +7595,18 @@
                 <w:sz w:val="28"/>
                 <w:szCs w:val="28"/>
               </w:rPr>
-              <w:t>TsmClientsList"</w:t>
+              <w:t>TsmClientsList</w:t>
+            </w:r>
+            <w:proofErr w:type="spellEnd"/>
+            <w:r>
+              <w:rPr>
+                <w:rFonts w:ascii="Consolas" w:hAnsi="Consolas" w:cs="Consolas"/>
+                <w:color w:val="A31515"/>
+                <w:kern w:val="0"/>
+                <w:sz w:val="28"/>
+                <w:szCs w:val="28"/>
+              </w:rPr>
+              <w:t>"</w:t>
             </w:r>
             <w:r>
               <w:rPr>
@@ -6126,6 +7618,7 @@
               </w:rPr>
               <w:t xml:space="preserve">, () =&gt; </w:t>
             </w:r>
+            <w:proofErr w:type="spellStart"/>
             <w:proofErr w:type="gramStart"/>
             <w:r>
               <w:rPr>
@@ -6135,7 +7628,18 @@
                 <w:sz w:val="28"/>
                 <w:szCs w:val="28"/>
               </w:rPr>
-              <w:t>CurrentUser.ClientsList }</w:t>
+              <w:t>CurrentUser.ClientsList</w:t>
+            </w:r>
+            <w:proofErr w:type="spellEnd"/>
+            <w:r>
+              <w:rPr>
+                <w:rFonts w:ascii="Consolas" w:hAnsi="Consolas" w:cs="Consolas"/>
+                <w:color w:val="000000"/>
+                <w:kern w:val="0"/>
+                <w:sz w:val="28"/>
+                <w:szCs w:val="28"/>
+              </w:rPr>
+              <w:t xml:space="preserve"> }</w:t>
             </w:r>
             <w:proofErr w:type="gramEnd"/>
             <w:r>
@@ -6184,6 +7688,7 @@
               </w:rPr>
               <w:t>"</w:t>
             </w:r>
+            <w:proofErr w:type="spellStart"/>
             <w:proofErr w:type="gramEnd"/>
             <w:r>
               <w:rPr>
@@ -6193,7 +7698,18 @@
                 <w:sz w:val="28"/>
                 <w:szCs w:val="28"/>
               </w:rPr>
-              <w:t>TsmBanksList"</w:t>
+              <w:t>TsmBanksList</w:t>
+            </w:r>
+            <w:proofErr w:type="spellEnd"/>
+            <w:r>
+              <w:rPr>
+                <w:rFonts w:ascii="Consolas" w:hAnsi="Consolas" w:cs="Consolas"/>
+                <w:color w:val="A31515"/>
+                <w:kern w:val="0"/>
+                <w:sz w:val="28"/>
+                <w:szCs w:val="28"/>
+              </w:rPr>
+              <w:t>"</w:t>
             </w:r>
             <w:r>
               <w:rPr>
@@ -6205,6 +7721,7 @@
               </w:rPr>
               <w:t xml:space="preserve">, () =&gt; </w:t>
             </w:r>
+            <w:proofErr w:type="spellStart"/>
             <w:proofErr w:type="gramStart"/>
             <w:r>
               <w:rPr>
@@ -6214,7 +7731,18 @@
                 <w:sz w:val="28"/>
                 <w:szCs w:val="28"/>
               </w:rPr>
-              <w:t>CurrentUser.BanksList }</w:t>
+              <w:t>CurrentUser.BanksList</w:t>
+            </w:r>
+            <w:proofErr w:type="spellEnd"/>
+            <w:r>
+              <w:rPr>
+                <w:rFonts w:ascii="Consolas" w:hAnsi="Consolas" w:cs="Consolas"/>
+                <w:color w:val="000000"/>
+                <w:kern w:val="0"/>
+                <w:sz w:val="28"/>
+                <w:szCs w:val="28"/>
+              </w:rPr>
+              <w:t xml:space="preserve"> }</w:t>
             </w:r>
             <w:proofErr w:type="gramEnd"/>
             <w:r>
@@ -6263,6 +7791,7 @@
               </w:rPr>
               <w:t>"</w:t>
             </w:r>
+            <w:proofErr w:type="spellStart"/>
             <w:proofErr w:type="gramEnd"/>
             <w:r>
               <w:rPr>
@@ -6272,7 +7801,18 @@
                 <w:sz w:val="28"/>
                 <w:szCs w:val="28"/>
               </w:rPr>
-              <w:t>TsmProfits"</w:t>
+              <w:t>TsmProfits</w:t>
+            </w:r>
+            <w:proofErr w:type="spellEnd"/>
+            <w:r>
+              <w:rPr>
+                <w:rFonts w:ascii="Consolas" w:hAnsi="Consolas" w:cs="Consolas"/>
+                <w:color w:val="A31515"/>
+                <w:kern w:val="0"/>
+                <w:sz w:val="28"/>
+                <w:szCs w:val="28"/>
+              </w:rPr>
+              <w:t>"</w:t>
             </w:r>
             <w:r>
               <w:rPr>
@@ -6284,6 +7824,7 @@
               </w:rPr>
               <w:t xml:space="preserve">, () =&gt; </w:t>
             </w:r>
+            <w:proofErr w:type="spellStart"/>
             <w:proofErr w:type="gramStart"/>
             <w:r>
               <w:rPr>
@@ -6293,7 +7834,18 @@
                 <w:sz w:val="28"/>
                 <w:szCs w:val="28"/>
               </w:rPr>
-              <w:t>CurrentUser.Profits }</w:t>
+              <w:t>CurrentUser.Profits</w:t>
+            </w:r>
+            <w:proofErr w:type="spellEnd"/>
+            <w:r>
+              <w:rPr>
+                <w:rFonts w:ascii="Consolas" w:hAnsi="Consolas" w:cs="Consolas"/>
+                <w:color w:val="000000"/>
+                <w:kern w:val="0"/>
+                <w:sz w:val="28"/>
+                <w:szCs w:val="28"/>
+              </w:rPr>
+              <w:t xml:space="preserve"> }</w:t>
             </w:r>
             <w:proofErr w:type="gramEnd"/>
             <w:r>
@@ -6342,6 +7894,7 @@
               </w:rPr>
               <w:t>"</w:t>
             </w:r>
+            <w:proofErr w:type="spellStart"/>
             <w:proofErr w:type="gramEnd"/>
             <w:r>
               <w:rPr>
@@ -6351,7 +7904,18 @@
                 <w:sz w:val="28"/>
                 <w:szCs w:val="28"/>
               </w:rPr>
-              <w:t>TsmDailySalesPurchases"</w:t>
+              <w:t>TsmDailySalesPurchases</w:t>
+            </w:r>
+            <w:proofErr w:type="spellEnd"/>
+            <w:r>
+              <w:rPr>
+                <w:rFonts w:ascii="Consolas" w:hAnsi="Consolas" w:cs="Consolas"/>
+                <w:color w:val="A31515"/>
+                <w:kern w:val="0"/>
+                <w:sz w:val="28"/>
+                <w:szCs w:val="28"/>
+              </w:rPr>
+              <w:t>"</w:t>
             </w:r>
             <w:r>
               <w:rPr>
@@ -6363,6 +7927,7 @@
               </w:rPr>
               <w:t xml:space="preserve">, () =&gt; </w:t>
             </w:r>
+            <w:proofErr w:type="spellStart"/>
             <w:proofErr w:type="gramStart"/>
             <w:r>
               <w:rPr>
@@ -6372,7 +7937,18 @@
                 <w:sz w:val="28"/>
                 <w:szCs w:val="28"/>
               </w:rPr>
-              <w:t>CurrentUser.DailySalesPurchases }</w:t>
+              <w:t>CurrentUser.DailySalesPurchases</w:t>
+            </w:r>
+            <w:proofErr w:type="spellEnd"/>
+            <w:r>
+              <w:rPr>
+                <w:rFonts w:ascii="Consolas" w:hAnsi="Consolas" w:cs="Consolas"/>
+                <w:color w:val="000000"/>
+                <w:kern w:val="0"/>
+                <w:sz w:val="28"/>
+                <w:szCs w:val="28"/>
+              </w:rPr>
+              <w:t xml:space="preserve"> }</w:t>
             </w:r>
             <w:proofErr w:type="gramEnd"/>
             <w:r>
@@ -6421,6 +7997,7 @@
               </w:rPr>
               <w:t>"</w:t>
             </w:r>
+            <w:proofErr w:type="spellStart"/>
             <w:proofErr w:type="gramEnd"/>
             <w:r>
               <w:rPr>
@@ -6430,7 +8007,18 @@
                 <w:sz w:val="28"/>
                 <w:szCs w:val="28"/>
               </w:rPr>
-              <w:t>TsmDailyTransactions"</w:t>
+              <w:t>TsmDailyTransactions</w:t>
+            </w:r>
+            <w:proofErr w:type="spellEnd"/>
+            <w:r>
+              <w:rPr>
+                <w:rFonts w:ascii="Consolas" w:hAnsi="Consolas" w:cs="Consolas"/>
+                <w:color w:val="A31515"/>
+                <w:kern w:val="0"/>
+                <w:sz w:val="28"/>
+                <w:szCs w:val="28"/>
+              </w:rPr>
+              <w:t>"</w:t>
             </w:r>
             <w:r>
               <w:rPr>
@@ -6442,6 +8030,7 @@
               </w:rPr>
               <w:t xml:space="preserve">, () =&gt; </w:t>
             </w:r>
+            <w:proofErr w:type="spellStart"/>
             <w:proofErr w:type="gramStart"/>
             <w:r>
               <w:rPr>
@@ -6451,7 +8040,18 @@
                 <w:sz w:val="28"/>
                 <w:szCs w:val="28"/>
               </w:rPr>
-              <w:t>CurrentUser.DailyTransactions }</w:t>
+              <w:t>CurrentUser.DailyTransactions</w:t>
+            </w:r>
+            <w:proofErr w:type="spellEnd"/>
+            <w:r>
+              <w:rPr>
+                <w:rFonts w:ascii="Consolas" w:hAnsi="Consolas" w:cs="Consolas"/>
+                <w:color w:val="000000"/>
+                <w:kern w:val="0"/>
+                <w:sz w:val="28"/>
+                <w:szCs w:val="28"/>
+              </w:rPr>
+              <w:t xml:space="preserve"> }</w:t>
             </w:r>
             <w:proofErr w:type="gramEnd"/>
             <w:r>
@@ -6500,6 +8100,7 @@
               </w:rPr>
               <w:t>"</w:t>
             </w:r>
+            <w:proofErr w:type="spellStart"/>
             <w:proofErr w:type="gramEnd"/>
             <w:r>
               <w:rPr>
@@ -6509,7 +8110,18 @@
                 <w:sz w:val="28"/>
                 <w:szCs w:val="28"/>
               </w:rPr>
-              <w:t>TsmFinancialStatements"</w:t>
+              <w:t>TsmFinancialStatements</w:t>
+            </w:r>
+            <w:proofErr w:type="spellEnd"/>
+            <w:r>
+              <w:rPr>
+                <w:rFonts w:ascii="Consolas" w:hAnsi="Consolas" w:cs="Consolas"/>
+                <w:color w:val="A31515"/>
+                <w:kern w:val="0"/>
+                <w:sz w:val="28"/>
+                <w:szCs w:val="28"/>
+              </w:rPr>
+              <w:t>"</w:t>
             </w:r>
             <w:r>
               <w:rPr>
@@ -6521,6 +8133,7 @@
               </w:rPr>
               <w:t xml:space="preserve">, () =&gt; </w:t>
             </w:r>
+            <w:proofErr w:type="spellStart"/>
             <w:proofErr w:type="gramStart"/>
             <w:r>
               <w:rPr>
@@ -6530,7 +8143,18 @@
                 <w:sz w:val="28"/>
                 <w:szCs w:val="28"/>
               </w:rPr>
-              <w:t>CurrentUser.FinancialStatements }</w:t>
+              <w:t>CurrentUser.FinancialStatements</w:t>
+            </w:r>
+            <w:proofErr w:type="spellEnd"/>
+            <w:r>
+              <w:rPr>
+                <w:rFonts w:ascii="Consolas" w:hAnsi="Consolas" w:cs="Consolas"/>
+                <w:color w:val="000000"/>
+                <w:kern w:val="0"/>
+                <w:sz w:val="28"/>
+                <w:szCs w:val="28"/>
+              </w:rPr>
+              <w:t xml:space="preserve"> }</w:t>
             </w:r>
             <w:proofErr w:type="gramEnd"/>
             <w:r>
@@ -6579,6 +8203,7 @@
               </w:rPr>
               <w:t>"</w:t>
             </w:r>
+            <w:proofErr w:type="spellStart"/>
             <w:proofErr w:type="gramEnd"/>
             <w:r>
               <w:rPr>
@@ -6588,7 +8213,18 @@
                 <w:sz w:val="28"/>
                 <w:szCs w:val="28"/>
               </w:rPr>
-              <w:t>TsmBankAddAccount"</w:t>
+              <w:t>TsmBankAddAccount</w:t>
+            </w:r>
+            <w:proofErr w:type="spellEnd"/>
+            <w:r>
+              <w:rPr>
+                <w:rFonts w:ascii="Consolas" w:hAnsi="Consolas" w:cs="Consolas"/>
+                <w:color w:val="A31515"/>
+                <w:kern w:val="0"/>
+                <w:sz w:val="28"/>
+                <w:szCs w:val="28"/>
+              </w:rPr>
+              <w:t>"</w:t>
             </w:r>
             <w:r>
               <w:rPr>
@@ -6600,6 +8236,7 @@
               </w:rPr>
               <w:t xml:space="preserve">, () =&gt; </w:t>
             </w:r>
+            <w:proofErr w:type="spellStart"/>
             <w:proofErr w:type="gramStart"/>
             <w:r>
               <w:rPr>
@@ -6609,7 +8246,18 @@
                 <w:sz w:val="28"/>
                 <w:szCs w:val="28"/>
               </w:rPr>
-              <w:t>CurrentUser.BankAddAccount }</w:t>
+              <w:t>CurrentUser.BankAddAccount</w:t>
+            </w:r>
+            <w:proofErr w:type="spellEnd"/>
+            <w:r>
+              <w:rPr>
+                <w:rFonts w:ascii="Consolas" w:hAnsi="Consolas" w:cs="Consolas"/>
+                <w:color w:val="000000"/>
+                <w:kern w:val="0"/>
+                <w:sz w:val="28"/>
+                <w:szCs w:val="28"/>
+              </w:rPr>
+              <w:t xml:space="preserve"> }</w:t>
             </w:r>
             <w:proofErr w:type="gramEnd"/>
             <w:r>
@@ -6658,6 +8306,7 @@
               </w:rPr>
               <w:t>"</w:t>
             </w:r>
+            <w:proofErr w:type="spellStart"/>
             <w:proofErr w:type="gramEnd"/>
             <w:r>
               <w:rPr>
@@ -6667,7 +8316,18 @@
                 <w:sz w:val="28"/>
                 <w:szCs w:val="28"/>
               </w:rPr>
-              <w:t>TsmCheckSaderAll"</w:t>
+              <w:t>TsmCheckSaderAll</w:t>
+            </w:r>
+            <w:proofErr w:type="spellEnd"/>
+            <w:r>
+              <w:rPr>
+                <w:rFonts w:ascii="Consolas" w:hAnsi="Consolas" w:cs="Consolas"/>
+                <w:color w:val="A31515"/>
+                <w:kern w:val="0"/>
+                <w:sz w:val="28"/>
+                <w:szCs w:val="28"/>
+              </w:rPr>
+              <w:t>"</w:t>
             </w:r>
             <w:r>
               <w:rPr>
@@ -6679,6 +8339,7 @@
               </w:rPr>
               <w:t xml:space="preserve">, () =&gt; </w:t>
             </w:r>
+            <w:proofErr w:type="spellStart"/>
             <w:proofErr w:type="gramStart"/>
             <w:r>
               <w:rPr>
@@ -6688,7 +8349,18 @@
                 <w:sz w:val="28"/>
                 <w:szCs w:val="28"/>
               </w:rPr>
-              <w:t>CurrentUser.CheckSaderWared }</w:t>
+              <w:t>CurrentUser.CheckSaderWared</w:t>
+            </w:r>
+            <w:proofErr w:type="spellEnd"/>
+            <w:r>
+              <w:rPr>
+                <w:rFonts w:ascii="Consolas" w:hAnsi="Consolas" w:cs="Consolas"/>
+                <w:color w:val="000000"/>
+                <w:kern w:val="0"/>
+                <w:sz w:val="28"/>
+                <w:szCs w:val="28"/>
+              </w:rPr>
+              <w:t xml:space="preserve"> }</w:t>
             </w:r>
             <w:proofErr w:type="gramEnd"/>
             <w:r>
@@ -6737,6 +8409,7 @@
               </w:rPr>
               <w:t>"</w:t>
             </w:r>
+            <w:proofErr w:type="spellStart"/>
             <w:proofErr w:type="gramEnd"/>
             <w:r>
               <w:rPr>
@@ -6746,7 +8419,18 @@
                 <w:sz w:val="28"/>
                 <w:szCs w:val="28"/>
               </w:rPr>
-              <w:t>TsmCheckAddALL"</w:t>
+              <w:t>TsmCheckAddALL</w:t>
+            </w:r>
+            <w:proofErr w:type="spellEnd"/>
+            <w:r>
+              <w:rPr>
+                <w:rFonts w:ascii="Consolas" w:hAnsi="Consolas" w:cs="Consolas"/>
+                <w:color w:val="A31515"/>
+                <w:kern w:val="0"/>
+                <w:sz w:val="28"/>
+                <w:szCs w:val="28"/>
+              </w:rPr>
+              <w:t>"</w:t>
             </w:r>
             <w:r>
               <w:rPr>
@@ -6758,6 +8442,7 @@
               </w:rPr>
               <w:t xml:space="preserve">, () =&gt; </w:t>
             </w:r>
+            <w:proofErr w:type="spellStart"/>
             <w:proofErr w:type="gramStart"/>
             <w:r>
               <w:rPr>
@@ -6767,7 +8452,18 @@
                 <w:sz w:val="28"/>
                 <w:szCs w:val="28"/>
               </w:rPr>
-              <w:t>CurrentUser.CheckSave }</w:t>
+              <w:t>CurrentUser.CheckSave</w:t>
+            </w:r>
+            <w:proofErr w:type="spellEnd"/>
+            <w:r>
+              <w:rPr>
+                <w:rFonts w:ascii="Consolas" w:hAnsi="Consolas" w:cs="Consolas"/>
+                <w:color w:val="000000"/>
+                <w:kern w:val="0"/>
+                <w:sz w:val="28"/>
+                <w:szCs w:val="28"/>
+              </w:rPr>
+              <w:t xml:space="preserve"> }</w:t>
             </w:r>
             <w:proofErr w:type="gramEnd"/>
             <w:r>
@@ -6818,6 +8514,7 @@
               </w:rPr>
               <w:t>"</w:t>
             </w:r>
+            <w:proofErr w:type="spellStart"/>
             <w:proofErr w:type="gramEnd"/>
             <w:r>
               <w:rPr>
@@ -6828,19 +8525,32 @@
                 <w:szCs w:val="28"/>
                 <w:highlight w:val="yellow"/>
               </w:rPr>
-              <w:t>TsmCheckDiscALL"</w:t>
-            </w:r>
-            <w:r>
-              <w:rPr>
-                <w:rFonts w:ascii="Consolas" w:hAnsi="Consolas" w:cs="Consolas"/>
-                <w:color w:val="000000"/>
+              <w:t>TsmCheckDiscALL</w:t>
+            </w:r>
+            <w:proofErr w:type="spellEnd"/>
+            <w:r>
+              <w:rPr>
+                <w:rFonts w:ascii="Consolas" w:hAnsi="Consolas" w:cs="Consolas"/>
+                <w:color w:val="A31515"/>
                 <w:kern w:val="0"/>
                 <w:sz w:val="28"/>
                 <w:szCs w:val="28"/>
                 <w:highlight w:val="yellow"/>
               </w:rPr>
+              <w:t>"</w:t>
+            </w:r>
+            <w:r>
+              <w:rPr>
+                <w:rFonts w:ascii="Consolas" w:hAnsi="Consolas" w:cs="Consolas"/>
+                <w:color w:val="000000"/>
+                <w:kern w:val="0"/>
+                <w:sz w:val="28"/>
+                <w:szCs w:val="28"/>
+                <w:highlight w:val="yellow"/>
+              </w:rPr>
               <w:t xml:space="preserve">, () =&gt; </w:t>
             </w:r>
+            <w:proofErr w:type="spellStart"/>
             <w:proofErr w:type="gramStart"/>
             <w:r>
               <w:rPr>
@@ -6851,7 +8561,19 @@
                 <w:szCs w:val="28"/>
                 <w:highlight w:val="yellow"/>
               </w:rPr>
-              <w:t>CurrentUser.CheckSave }</w:t>
+              <w:t>CurrentUser.CheckSave</w:t>
+            </w:r>
+            <w:proofErr w:type="spellEnd"/>
+            <w:r>
+              <w:rPr>
+                <w:rFonts w:ascii="Consolas" w:hAnsi="Consolas" w:cs="Consolas"/>
+                <w:color w:val="000000"/>
+                <w:kern w:val="0"/>
+                <w:sz w:val="28"/>
+                <w:szCs w:val="28"/>
+                <w:highlight w:val="yellow"/>
+              </w:rPr>
+              <w:t xml:space="preserve"> }</w:t>
             </w:r>
             <w:proofErr w:type="gramEnd"/>
             <w:r>
@@ -6901,6 +8623,7 @@
               </w:rPr>
               <w:t>"</w:t>
             </w:r>
+            <w:proofErr w:type="spellStart"/>
             <w:proofErr w:type="gramEnd"/>
             <w:r>
               <w:rPr>
@@ -6910,7 +8633,18 @@
                 <w:sz w:val="28"/>
                 <w:szCs w:val="28"/>
               </w:rPr>
-              <w:t>TsmBankStatement"</w:t>
+              <w:t>TsmBankStatement</w:t>
+            </w:r>
+            <w:proofErr w:type="spellEnd"/>
+            <w:r>
+              <w:rPr>
+                <w:rFonts w:ascii="Consolas" w:hAnsi="Consolas" w:cs="Consolas"/>
+                <w:color w:val="A31515"/>
+                <w:kern w:val="0"/>
+                <w:sz w:val="28"/>
+                <w:szCs w:val="28"/>
+              </w:rPr>
+              <w:t>"</w:t>
             </w:r>
             <w:r>
               <w:rPr>
@@ -6922,6 +8656,7 @@
               </w:rPr>
               <w:t xml:space="preserve">, () =&gt; </w:t>
             </w:r>
+            <w:proofErr w:type="spellStart"/>
             <w:proofErr w:type="gramStart"/>
             <w:r>
               <w:rPr>
@@ -6931,7 +8666,18 @@
                 <w:sz w:val="28"/>
                 <w:szCs w:val="28"/>
               </w:rPr>
-              <w:t>CurrentUser.BankStatement }</w:t>
+              <w:t>CurrentUser.BankStatement</w:t>
+            </w:r>
+            <w:proofErr w:type="spellEnd"/>
+            <w:r>
+              <w:rPr>
+                <w:rFonts w:ascii="Consolas" w:hAnsi="Consolas" w:cs="Consolas"/>
+                <w:color w:val="000000"/>
+                <w:kern w:val="0"/>
+                <w:sz w:val="28"/>
+                <w:szCs w:val="28"/>
+              </w:rPr>
+              <w:t xml:space="preserve"> }</w:t>
             </w:r>
             <w:proofErr w:type="gramEnd"/>
             <w:r>
@@ -6981,6 +8727,7 @@
               </w:rPr>
               <w:t>"</w:t>
             </w:r>
+            <w:proofErr w:type="spellStart"/>
             <w:proofErr w:type="gramEnd"/>
             <w:r>
               <w:rPr>
@@ -6990,7 +8737,18 @@
                 <w:sz w:val="28"/>
                 <w:szCs w:val="28"/>
               </w:rPr>
-              <w:t>TsmBankToBank"</w:t>
+              <w:t>TsmBankToBank</w:t>
+            </w:r>
+            <w:proofErr w:type="spellEnd"/>
+            <w:r>
+              <w:rPr>
+                <w:rFonts w:ascii="Consolas" w:hAnsi="Consolas" w:cs="Consolas"/>
+                <w:color w:val="A31515"/>
+                <w:kern w:val="0"/>
+                <w:sz w:val="28"/>
+                <w:szCs w:val="28"/>
+              </w:rPr>
+              <w:t>"</w:t>
             </w:r>
             <w:r>
               <w:rPr>
@@ -7002,6 +8760,7 @@
               </w:rPr>
               <w:t xml:space="preserve">, () =&gt; </w:t>
             </w:r>
+            <w:proofErr w:type="spellStart"/>
             <w:proofErr w:type="gramStart"/>
             <w:r>
               <w:rPr>
@@ -7011,7 +8770,18 @@
                 <w:sz w:val="28"/>
                 <w:szCs w:val="28"/>
               </w:rPr>
-              <w:t>CurrentUser.BankToBank }</w:t>
+              <w:t>CurrentUser.BankToBank</w:t>
+            </w:r>
+            <w:proofErr w:type="spellEnd"/>
+            <w:r>
+              <w:rPr>
+                <w:rFonts w:ascii="Consolas" w:hAnsi="Consolas" w:cs="Consolas"/>
+                <w:color w:val="000000"/>
+                <w:kern w:val="0"/>
+                <w:sz w:val="28"/>
+                <w:szCs w:val="28"/>
+              </w:rPr>
+              <w:t xml:space="preserve"> }</w:t>
             </w:r>
             <w:proofErr w:type="gramEnd"/>
             <w:r>
@@ -7092,6 +8862,7 @@
               </w:rPr>
               <w:t>"</w:t>
             </w:r>
+            <w:proofErr w:type="spellStart"/>
             <w:proofErr w:type="gramEnd"/>
             <w:r>
               <w:rPr>
@@ -7101,7 +8872,18 @@
                 <w:sz w:val="28"/>
                 <w:szCs w:val="28"/>
               </w:rPr>
-              <w:t>TsmClientAccountStatement"</w:t>
+              <w:t>TsmClientAccountStatement</w:t>
+            </w:r>
+            <w:proofErr w:type="spellEnd"/>
+            <w:r>
+              <w:rPr>
+                <w:rFonts w:ascii="Consolas" w:hAnsi="Consolas" w:cs="Consolas"/>
+                <w:color w:val="A31515"/>
+                <w:kern w:val="0"/>
+                <w:sz w:val="28"/>
+                <w:szCs w:val="28"/>
+              </w:rPr>
+              <w:t>"</w:t>
             </w:r>
             <w:r>
               <w:rPr>
@@ -7113,6 +8895,7 @@
               </w:rPr>
               <w:t xml:space="preserve">, () =&gt; </w:t>
             </w:r>
+            <w:proofErr w:type="spellStart"/>
             <w:proofErr w:type="gramStart"/>
             <w:r>
               <w:rPr>
@@ -7122,7 +8905,18 @@
                 <w:sz w:val="28"/>
                 <w:szCs w:val="28"/>
               </w:rPr>
-              <w:t>CurrentUser.ClientAccountStatement }</w:t>
+              <w:t>CurrentUser.ClientAccountStatement</w:t>
+            </w:r>
+            <w:proofErr w:type="spellEnd"/>
+            <w:r>
+              <w:rPr>
+                <w:rFonts w:ascii="Consolas" w:hAnsi="Consolas" w:cs="Consolas"/>
+                <w:color w:val="000000"/>
+                <w:kern w:val="0"/>
+                <w:sz w:val="28"/>
+                <w:szCs w:val="28"/>
+              </w:rPr>
+              <w:t xml:space="preserve"> }</w:t>
             </w:r>
             <w:proofErr w:type="gramEnd"/>
             <w:r>
@@ -7171,6 +8965,7 @@
               </w:rPr>
               <w:t>"</w:t>
             </w:r>
+            <w:proofErr w:type="spellStart"/>
             <w:proofErr w:type="gramEnd"/>
             <w:r>
               <w:rPr>
@@ -7180,7 +8975,18 @@
                 <w:sz w:val="28"/>
                 <w:szCs w:val="28"/>
               </w:rPr>
-              <w:t>TsmUserAdd"</w:t>
+              <w:t>TsmUserAdd</w:t>
+            </w:r>
+            <w:proofErr w:type="spellEnd"/>
+            <w:r>
+              <w:rPr>
+                <w:rFonts w:ascii="Consolas" w:hAnsi="Consolas" w:cs="Consolas"/>
+                <w:color w:val="A31515"/>
+                <w:kern w:val="0"/>
+                <w:sz w:val="28"/>
+                <w:szCs w:val="28"/>
+              </w:rPr>
+              <w:t>"</w:t>
             </w:r>
             <w:r>
               <w:rPr>
@@ -7250,6 +9056,7 @@
               </w:rPr>
               <w:t>"</w:t>
             </w:r>
+            <w:proofErr w:type="spellStart"/>
             <w:proofErr w:type="gramEnd"/>
             <w:r>
               <w:rPr>
@@ -7259,7 +9066,18 @@
                 <w:sz w:val="28"/>
                 <w:szCs w:val="28"/>
               </w:rPr>
-              <w:t>TsmFirstAccounts"</w:t>
+              <w:t>TsmFirstAccounts</w:t>
+            </w:r>
+            <w:proofErr w:type="spellEnd"/>
+            <w:r>
+              <w:rPr>
+                <w:rFonts w:ascii="Consolas" w:hAnsi="Consolas" w:cs="Consolas"/>
+                <w:color w:val="A31515"/>
+                <w:kern w:val="0"/>
+                <w:sz w:val="28"/>
+                <w:szCs w:val="28"/>
+              </w:rPr>
+              <w:t>"</w:t>
             </w:r>
             <w:r>
               <w:rPr>
@@ -7271,6 +9089,7 @@
               </w:rPr>
               <w:t xml:space="preserve">, () =&gt; </w:t>
             </w:r>
+            <w:proofErr w:type="spellStart"/>
             <w:proofErr w:type="gramStart"/>
             <w:r>
               <w:rPr>
@@ -7280,7 +9099,18 @@
                 <w:sz w:val="28"/>
                 <w:szCs w:val="28"/>
               </w:rPr>
-              <w:t>CurrentUser.FirstAccounts }</w:t>
+              <w:t>CurrentUser.FirstAccounts</w:t>
+            </w:r>
+            <w:proofErr w:type="spellEnd"/>
+            <w:r>
+              <w:rPr>
+                <w:rFonts w:ascii="Consolas" w:hAnsi="Consolas" w:cs="Consolas"/>
+                <w:color w:val="000000"/>
+                <w:kern w:val="0"/>
+                <w:sz w:val="28"/>
+                <w:szCs w:val="28"/>
+              </w:rPr>
+              <w:t xml:space="preserve"> }</w:t>
             </w:r>
             <w:proofErr w:type="gramEnd"/>
             <w:r>
@@ -7329,6 +9159,7 @@
               </w:rPr>
               <w:t>"</w:t>
             </w:r>
+            <w:proofErr w:type="spellStart"/>
             <w:proofErr w:type="gramEnd"/>
             <w:r>
               <w:rPr>
@@ -7338,7 +9169,18 @@
                 <w:sz w:val="28"/>
                 <w:szCs w:val="28"/>
               </w:rPr>
-              <w:t>TsmStatistical"</w:t>
+              <w:t>TsmStatistical</w:t>
+            </w:r>
+            <w:proofErr w:type="spellEnd"/>
+            <w:r>
+              <w:rPr>
+                <w:rFonts w:ascii="Consolas" w:hAnsi="Consolas" w:cs="Consolas"/>
+                <w:color w:val="A31515"/>
+                <w:kern w:val="0"/>
+                <w:sz w:val="28"/>
+                <w:szCs w:val="28"/>
+              </w:rPr>
+              <w:t>"</w:t>
             </w:r>
             <w:r>
               <w:rPr>
@@ -7350,6 +9192,7 @@
               </w:rPr>
               <w:t xml:space="preserve">, () =&gt; </w:t>
             </w:r>
+            <w:proofErr w:type="spellStart"/>
             <w:proofErr w:type="gramStart"/>
             <w:r>
               <w:rPr>
@@ -7359,7 +9202,18 @@
                 <w:sz w:val="28"/>
                 <w:szCs w:val="28"/>
               </w:rPr>
-              <w:t>CurrentUser.Statistical }</w:t>
+              <w:t>CurrentUser.Statistical</w:t>
+            </w:r>
+            <w:proofErr w:type="spellEnd"/>
+            <w:r>
+              <w:rPr>
+                <w:rFonts w:ascii="Consolas" w:hAnsi="Consolas" w:cs="Consolas"/>
+                <w:color w:val="000000"/>
+                <w:kern w:val="0"/>
+                <w:sz w:val="28"/>
+                <w:szCs w:val="28"/>
+              </w:rPr>
+              <w:t xml:space="preserve"> }</w:t>
             </w:r>
             <w:proofErr w:type="gramEnd"/>
             <w:r>
@@ -7408,6 +9262,7 @@
               </w:rPr>
               <w:t>"</w:t>
             </w:r>
+            <w:proofErr w:type="spellStart"/>
             <w:proofErr w:type="gramEnd"/>
             <w:r>
               <w:rPr>
@@ -7417,7 +9272,18 @@
                 <w:sz w:val="28"/>
                 <w:szCs w:val="28"/>
               </w:rPr>
-              <w:t>TsmPriceViewer"</w:t>
+              <w:t>TsmPriceViewer</w:t>
+            </w:r>
+            <w:proofErr w:type="spellEnd"/>
+            <w:r>
+              <w:rPr>
+                <w:rFonts w:ascii="Consolas" w:hAnsi="Consolas" w:cs="Consolas"/>
+                <w:color w:val="A31515"/>
+                <w:kern w:val="0"/>
+                <w:sz w:val="28"/>
+                <w:szCs w:val="28"/>
+              </w:rPr>
+              <w:t>"</w:t>
             </w:r>
             <w:r>
               <w:rPr>
@@ -7429,6 +9295,7 @@
               </w:rPr>
               <w:t xml:space="preserve">, () =&gt; </w:t>
             </w:r>
+            <w:proofErr w:type="spellStart"/>
             <w:proofErr w:type="gramStart"/>
             <w:r>
               <w:rPr>
@@ -7438,7 +9305,18 @@
                 <w:sz w:val="28"/>
                 <w:szCs w:val="28"/>
               </w:rPr>
-              <w:t>CurrentUser.PriceViewer }</w:t>
+              <w:t>CurrentUser.PriceViewer</w:t>
+            </w:r>
+            <w:proofErr w:type="spellEnd"/>
+            <w:r>
+              <w:rPr>
+                <w:rFonts w:ascii="Consolas" w:hAnsi="Consolas" w:cs="Consolas"/>
+                <w:color w:val="000000"/>
+                <w:kern w:val="0"/>
+                <w:sz w:val="28"/>
+                <w:szCs w:val="28"/>
+              </w:rPr>
+              <w:t xml:space="preserve"> }</w:t>
             </w:r>
             <w:proofErr w:type="gramEnd"/>
             <w:r>
@@ -7487,6 +9365,7 @@
               </w:rPr>
               <w:t>"</w:t>
             </w:r>
+            <w:proofErr w:type="spellStart"/>
             <w:proofErr w:type="gramEnd"/>
             <w:r>
               <w:rPr>
@@ -7496,7 +9375,18 @@
                 <w:sz w:val="28"/>
                 <w:szCs w:val="28"/>
               </w:rPr>
-              <w:t>TsmProducerAddBarcodeFactory"</w:t>
+              <w:t>TsmProducerAddBarcodeFactory</w:t>
+            </w:r>
+            <w:proofErr w:type="spellEnd"/>
+            <w:r>
+              <w:rPr>
+                <w:rFonts w:ascii="Consolas" w:hAnsi="Consolas" w:cs="Consolas"/>
+                <w:color w:val="A31515"/>
+                <w:kern w:val="0"/>
+                <w:sz w:val="28"/>
+                <w:szCs w:val="28"/>
+              </w:rPr>
+              <w:t>"</w:t>
             </w:r>
             <w:r>
               <w:rPr>
@@ -7508,6 +9398,7 @@
               </w:rPr>
               <w:t xml:space="preserve">, () =&gt; </w:t>
             </w:r>
+            <w:proofErr w:type="spellStart"/>
             <w:proofErr w:type="gramStart"/>
             <w:r>
               <w:rPr>
@@ -7517,9 +9408,30 @@
                 <w:sz w:val="28"/>
                 <w:szCs w:val="28"/>
               </w:rPr>
-              <w:t>CurrentUser.PriceViewer }</w:t>
+              <w:t>CurrentUser.PriceViewer</w:t>
+            </w:r>
+            <w:proofErr w:type="spellEnd"/>
+            <w:r>
+              <w:rPr>
+                <w:rFonts w:ascii="Consolas" w:hAnsi="Consolas" w:cs="Consolas"/>
+                <w:color w:val="000000"/>
+                <w:kern w:val="0"/>
+                <w:sz w:val="28"/>
+                <w:szCs w:val="28"/>
+              </w:rPr>
+              <w:t xml:space="preserve"> }</w:t>
             </w:r>
             <w:proofErr w:type="gramEnd"/>
+            <w:r>
+              <w:rPr>
+                <w:rFonts w:ascii="Consolas" w:hAnsi="Consolas" w:cs="Consolas"/>
+                <w:color w:val="000000"/>
+                <w:kern w:val="0"/>
+                <w:sz w:val="28"/>
+                <w:szCs w:val="28"/>
+              </w:rPr>
+              <w:t>,</w:t>
+            </w:r>
           </w:p>
           <w:p>
             <w:pPr>
@@ -7809,6 +9721,7 @@
               </w:rPr>
               <w:t>"</w:t>
             </w:r>
+            <w:proofErr w:type="spellStart"/>
             <w:proofErr w:type="gramEnd"/>
             <w:r>
               <w:rPr>
@@ -7818,7 +9731,18 @@
                 <w:sz w:val="28"/>
                 <w:szCs w:val="28"/>
               </w:rPr>
-              <w:t>ToolStrip_CategoryOthers"</w:t>
+              <w:t>ToolStrip_CategoryOthers</w:t>
+            </w:r>
+            <w:proofErr w:type="spellEnd"/>
+            <w:r>
+              <w:rPr>
+                <w:rFonts w:ascii="Consolas" w:hAnsi="Consolas" w:cs="Consolas"/>
+                <w:color w:val="A31515"/>
+                <w:kern w:val="0"/>
+                <w:sz w:val="28"/>
+                <w:szCs w:val="28"/>
+              </w:rPr>
+              <w:t>"</w:t>
             </w:r>
             <w:r>
               <w:rPr>
@@ -7867,21 +9791,6 @@
                 <w:szCs w:val="28"/>
               </w:rPr>
             </w:pPr>
-          </w:p>
-          <w:p>
-            <w:pPr>
-              <w:autoSpaceDE w:val="0"/>
-              <w:autoSpaceDN w:val="0"/>
-              <w:bidi w:val="0"/>
-              <w:adjustRightInd w:val="0"/>
-              <w:rPr>
-                <w:rFonts w:ascii="Consolas" w:hAnsi="Consolas" w:cs="Consolas"/>
-                <w:color w:val="000000"/>
-                <w:kern w:val="0"/>
-                <w:sz w:val="28"/>
-                <w:szCs w:val="28"/>
-              </w:rPr>
-            </w:pPr>
             <w:proofErr w:type="gramStart"/>
             <w:r>
               <w:rPr>
@@ -7903,6 +9812,7 @@
               </w:rPr>
               <w:t>"</w:t>
             </w:r>
+            <w:proofErr w:type="spellStart"/>
             <w:proofErr w:type="gramEnd"/>
             <w:r>
               <w:rPr>
@@ -7912,7 +9822,18 @@
                 <w:sz w:val="28"/>
                 <w:szCs w:val="28"/>
               </w:rPr>
-              <w:t>TsmBarcode"</w:t>
+              <w:t>TsmBarcode</w:t>
+            </w:r>
+            <w:proofErr w:type="spellEnd"/>
+            <w:r>
+              <w:rPr>
+                <w:rFonts w:ascii="Consolas" w:hAnsi="Consolas" w:cs="Consolas"/>
+                <w:color w:val="A31515"/>
+                <w:kern w:val="0"/>
+                <w:sz w:val="28"/>
+                <w:szCs w:val="28"/>
+              </w:rPr>
+              <w:t>"</w:t>
             </w:r>
             <w:r>
               <w:rPr>
@@ -7924,6 +9845,7 @@
               </w:rPr>
               <w:t xml:space="preserve">, () =&gt; </w:t>
             </w:r>
+            <w:proofErr w:type="spellStart"/>
             <w:proofErr w:type="gramStart"/>
             <w:r>
               <w:rPr>
@@ -7933,7 +9855,18 @@
                 <w:sz w:val="28"/>
                 <w:szCs w:val="28"/>
               </w:rPr>
-              <w:t>CurrentUser.Barcode }</w:t>
+              <w:t>CurrentUser.Barcode</w:t>
+            </w:r>
+            <w:proofErr w:type="spellEnd"/>
+            <w:r>
+              <w:rPr>
+                <w:rFonts w:ascii="Consolas" w:hAnsi="Consolas" w:cs="Consolas"/>
+                <w:color w:val="000000"/>
+                <w:kern w:val="0"/>
+                <w:sz w:val="28"/>
+                <w:szCs w:val="28"/>
+              </w:rPr>
+              <w:t xml:space="preserve"> }</w:t>
             </w:r>
             <w:proofErr w:type="gramEnd"/>
             <w:r>
@@ -7982,6 +9915,7 @@
               </w:rPr>
               <w:t>"</w:t>
             </w:r>
+            <w:proofErr w:type="spellStart"/>
             <w:proofErr w:type="gramEnd"/>
             <w:r>
               <w:rPr>
@@ -7991,7 +9925,18 @@
                 <w:sz w:val="28"/>
                 <w:szCs w:val="28"/>
               </w:rPr>
-              <w:t>TsmProducerIncomplete"</w:t>
+              <w:t>TsmProducerIncomplete</w:t>
+            </w:r>
+            <w:proofErr w:type="spellEnd"/>
+            <w:r>
+              <w:rPr>
+                <w:rFonts w:ascii="Consolas" w:hAnsi="Consolas" w:cs="Consolas"/>
+                <w:color w:val="A31515"/>
+                <w:kern w:val="0"/>
+                <w:sz w:val="28"/>
+                <w:szCs w:val="28"/>
+              </w:rPr>
+              <w:t>"</w:t>
             </w:r>
             <w:r>
               <w:rPr>
@@ -8003,6 +9948,7 @@
               </w:rPr>
               <w:t xml:space="preserve">, () =&gt; </w:t>
             </w:r>
+            <w:proofErr w:type="spellStart"/>
             <w:proofErr w:type="gramStart"/>
             <w:r>
               <w:rPr>
@@ -8012,7 +9958,18 @@
                 <w:sz w:val="28"/>
                 <w:szCs w:val="28"/>
               </w:rPr>
-              <w:t>CurrentUser.ProducerIncomplete }</w:t>
+              <w:t>CurrentUser.ProducerIncomplete</w:t>
+            </w:r>
+            <w:proofErr w:type="spellEnd"/>
+            <w:r>
+              <w:rPr>
+                <w:rFonts w:ascii="Consolas" w:hAnsi="Consolas" w:cs="Consolas"/>
+                <w:color w:val="000000"/>
+                <w:kern w:val="0"/>
+                <w:sz w:val="28"/>
+                <w:szCs w:val="28"/>
+              </w:rPr>
+              <w:t xml:space="preserve"> }</w:t>
             </w:r>
             <w:proofErr w:type="gramEnd"/>
             <w:r>
@@ -8040,21 +9997,6 @@
                 <w:szCs w:val="28"/>
               </w:rPr>
             </w:pPr>
-          </w:p>
-          <w:p>
-            <w:pPr>
-              <w:autoSpaceDE w:val="0"/>
-              <w:autoSpaceDN w:val="0"/>
-              <w:bidi w:val="0"/>
-              <w:adjustRightInd w:val="0"/>
-              <w:rPr>
-                <w:rFonts w:ascii="Consolas" w:hAnsi="Consolas" w:cs="Consolas"/>
-                <w:color w:val="000000"/>
-                <w:kern w:val="0"/>
-                <w:sz w:val="28"/>
-                <w:szCs w:val="28"/>
-              </w:rPr>
-            </w:pPr>
             <w:proofErr w:type="gramStart"/>
             <w:r>
               <w:rPr>
@@ -8076,6 +10018,7 @@
               </w:rPr>
               <w:t>"</w:t>
             </w:r>
+            <w:proofErr w:type="spellStart"/>
             <w:proofErr w:type="gramEnd"/>
             <w:r>
               <w:rPr>
@@ -8085,7 +10028,18 @@
                 <w:sz w:val="28"/>
                 <w:szCs w:val="28"/>
               </w:rPr>
-              <w:t>TsmInventory"</w:t>
+              <w:t>TsmInventory</w:t>
+            </w:r>
+            <w:proofErr w:type="spellEnd"/>
+            <w:r>
+              <w:rPr>
+                <w:rFonts w:ascii="Consolas" w:hAnsi="Consolas" w:cs="Consolas"/>
+                <w:color w:val="A31515"/>
+                <w:kern w:val="0"/>
+                <w:sz w:val="28"/>
+                <w:szCs w:val="28"/>
+              </w:rPr>
+              <w:t>"</w:t>
             </w:r>
             <w:r>
               <w:rPr>
@@ -8097,6 +10051,7 @@
               </w:rPr>
               <w:t xml:space="preserve">, () =&gt; </w:t>
             </w:r>
+            <w:proofErr w:type="spellStart"/>
             <w:proofErr w:type="gramStart"/>
             <w:r>
               <w:rPr>
@@ -8106,7 +10061,18 @@
                 <w:sz w:val="28"/>
                 <w:szCs w:val="28"/>
               </w:rPr>
-              <w:t>CurrentUser.Inventory }</w:t>
+              <w:t>CurrentUser.Inventory</w:t>
+            </w:r>
+            <w:proofErr w:type="spellEnd"/>
+            <w:r>
+              <w:rPr>
+                <w:rFonts w:ascii="Consolas" w:hAnsi="Consolas" w:cs="Consolas"/>
+                <w:color w:val="000000"/>
+                <w:kern w:val="0"/>
+                <w:sz w:val="28"/>
+                <w:szCs w:val="28"/>
+              </w:rPr>
+              <w:t xml:space="preserve"> }</w:t>
             </w:r>
             <w:proofErr w:type="gramEnd"/>
             <w:r>
@@ -8119,36 +10085,6 @@
               </w:rPr>
               <w:t>,</w:t>
             </w:r>
-          </w:p>
-          <w:p>
-            <w:pPr>
-              <w:autoSpaceDE w:val="0"/>
-              <w:autoSpaceDN w:val="0"/>
-              <w:bidi w:val="0"/>
-              <w:adjustRightInd w:val="0"/>
-              <w:rPr>
-                <w:rFonts w:ascii="Consolas" w:hAnsi="Consolas" w:cs="Consolas"/>
-                <w:color w:val="000000"/>
-                <w:kern w:val="0"/>
-                <w:sz w:val="28"/>
-                <w:szCs w:val="28"/>
-              </w:rPr>
-            </w:pPr>
-          </w:p>
-          <w:p>
-            <w:pPr>
-              <w:autoSpaceDE w:val="0"/>
-              <w:autoSpaceDN w:val="0"/>
-              <w:bidi w:val="0"/>
-              <w:adjustRightInd w:val="0"/>
-              <w:rPr>
-                <w:rFonts w:ascii="Consolas" w:hAnsi="Consolas" w:cs="Consolas"/>
-                <w:color w:val="000000"/>
-                <w:kern w:val="0"/>
-                <w:sz w:val="28"/>
-                <w:szCs w:val="28"/>
-              </w:rPr>
-            </w:pPr>
           </w:p>
           <w:p>
             <w:pPr>
@@ -8309,6 +10245,7 @@
               </w:rPr>
               <w:t>"</w:t>
             </w:r>
+            <w:proofErr w:type="spellStart"/>
             <w:proofErr w:type="gramEnd"/>
             <w:r>
               <w:rPr>
@@ -8318,7 +10255,18 @@
                 <w:sz w:val="28"/>
                 <w:szCs w:val="28"/>
               </w:rPr>
-              <w:t>TsmCheckWaredAll"</w:t>
+              <w:t>TsmCheckWaredAll</w:t>
+            </w:r>
+            <w:proofErr w:type="spellEnd"/>
+            <w:r>
+              <w:rPr>
+                <w:rFonts w:ascii="Consolas" w:hAnsi="Consolas" w:cs="Consolas"/>
+                <w:color w:val="A31515"/>
+                <w:kern w:val="0"/>
+                <w:sz w:val="28"/>
+                <w:szCs w:val="28"/>
+              </w:rPr>
+              <w:t>"</w:t>
             </w:r>
             <w:r>
               <w:rPr>
@@ -8330,6 +10278,7 @@
               </w:rPr>
               <w:t xml:space="preserve">, () =&gt; </w:t>
             </w:r>
+            <w:proofErr w:type="spellStart"/>
             <w:proofErr w:type="gramStart"/>
             <w:r>
               <w:rPr>
@@ -8339,7 +10288,18 @@
                 <w:sz w:val="28"/>
                 <w:szCs w:val="28"/>
               </w:rPr>
-              <w:t>CurrentUser.CheckSaderWared }</w:t>
+              <w:t>CurrentUser.CheckSaderWared</w:t>
+            </w:r>
+            <w:proofErr w:type="spellEnd"/>
+            <w:r>
+              <w:rPr>
+                <w:rFonts w:ascii="Consolas" w:hAnsi="Consolas" w:cs="Consolas"/>
+                <w:color w:val="000000"/>
+                <w:kern w:val="0"/>
+                <w:sz w:val="28"/>
+                <w:szCs w:val="28"/>
+              </w:rPr>
+              <w:t xml:space="preserve"> }</w:t>
             </w:r>
             <w:proofErr w:type="gramEnd"/>
             <w:r>
@@ -8367,51 +10327,6 @@
                 <w:szCs w:val="28"/>
               </w:rPr>
             </w:pPr>
-          </w:p>
-          <w:p>
-            <w:pPr>
-              <w:autoSpaceDE w:val="0"/>
-              <w:autoSpaceDN w:val="0"/>
-              <w:bidi w:val="0"/>
-              <w:adjustRightInd w:val="0"/>
-              <w:rPr>
-                <w:rFonts w:ascii="Consolas" w:hAnsi="Consolas" w:cs="Consolas"/>
-                <w:color w:val="000000"/>
-                <w:kern w:val="0"/>
-                <w:sz w:val="28"/>
-                <w:szCs w:val="28"/>
-              </w:rPr>
-            </w:pPr>
-          </w:p>
-          <w:p>
-            <w:pPr>
-              <w:autoSpaceDE w:val="0"/>
-              <w:autoSpaceDN w:val="0"/>
-              <w:bidi w:val="0"/>
-              <w:adjustRightInd w:val="0"/>
-              <w:rPr>
-                <w:rFonts w:ascii="Consolas" w:hAnsi="Consolas" w:cs="Consolas"/>
-                <w:color w:val="000000"/>
-                <w:kern w:val="0"/>
-                <w:sz w:val="28"/>
-                <w:szCs w:val="28"/>
-              </w:rPr>
-            </w:pPr>
-          </w:p>
-          <w:p>
-            <w:pPr>
-              <w:autoSpaceDE w:val="0"/>
-              <w:autoSpaceDN w:val="0"/>
-              <w:bidi w:val="0"/>
-              <w:adjustRightInd w:val="0"/>
-              <w:rPr>
-                <w:rFonts w:ascii="Consolas" w:hAnsi="Consolas" w:cs="Consolas"/>
-                <w:color w:val="000000"/>
-                <w:kern w:val="0"/>
-                <w:sz w:val="28"/>
-                <w:szCs w:val="28"/>
-              </w:rPr>
-            </w:pPr>
             <w:proofErr w:type="gramStart"/>
             <w:r>
               <w:rPr>
@@ -8433,6 +10348,7 @@
               </w:rPr>
               <w:t>"</w:t>
             </w:r>
+            <w:proofErr w:type="spellStart"/>
             <w:proofErr w:type="gramEnd"/>
             <w:r>
               <w:rPr>
@@ -8442,7 +10358,18 @@
                 <w:sz w:val="28"/>
                 <w:szCs w:val="28"/>
               </w:rPr>
-              <w:t>TsmClientsMoneyToClients"</w:t>
+              <w:t>TsmClientsMoneyToClients</w:t>
+            </w:r>
+            <w:proofErr w:type="spellEnd"/>
+            <w:r>
+              <w:rPr>
+                <w:rFonts w:ascii="Consolas" w:hAnsi="Consolas" w:cs="Consolas"/>
+                <w:color w:val="A31515"/>
+                <w:kern w:val="0"/>
+                <w:sz w:val="28"/>
+                <w:szCs w:val="28"/>
+              </w:rPr>
+              <w:t>"</w:t>
             </w:r>
             <w:r>
               <w:rPr>
@@ -8454,6 +10381,7 @@
               </w:rPr>
               <w:t xml:space="preserve">, () =&gt; </w:t>
             </w:r>
+            <w:proofErr w:type="spellStart"/>
             <w:proofErr w:type="gramStart"/>
             <w:r>
               <w:rPr>
@@ -8463,19 +10391,20 @@
                 <w:sz w:val="28"/>
                 <w:szCs w:val="28"/>
               </w:rPr>
-              <w:t>CurrentUser.ClientsMoney }</w:t>
+              <w:t>CurrentUser.ClientsMoney</w:t>
+            </w:r>
+            <w:proofErr w:type="spellEnd"/>
+            <w:r>
+              <w:rPr>
+                <w:rFonts w:ascii="Consolas" w:hAnsi="Consolas" w:cs="Consolas"/>
+                <w:color w:val="000000"/>
+                <w:kern w:val="0"/>
+                <w:sz w:val="28"/>
+                <w:szCs w:val="28"/>
+              </w:rPr>
+              <w:t xml:space="preserve"> }</w:t>
             </w:r>
             <w:proofErr w:type="gramEnd"/>
-            <w:r>
-              <w:rPr>
-                <w:rFonts w:ascii="Consolas" w:hAnsi="Consolas" w:cs="Consolas"/>
-                <w:color w:val="000000"/>
-                <w:kern w:val="0"/>
-                <w:sz w:val="28"/>
-                <w:szCs w:val="28"/>
-              </w:rPr>
-              <w:t>,</w:t>
-            </w:r>
           </w:p>
           <w:p>
             <w:pPr>
